--- a/MANUEL_UTILISATEUR_TOURNOI_CPC.docx
+++ b/MANUEL_UTILISATEUR_TOURNOI_CPC.docx
@@ -73,14 +73,13 @@
           <w:color w:val="666666"/>
           <w:lang w:val="fr-FR"/>
         </w:rPr>
-        <w:t xml:space="preserve">Version du logiciel : 17/08/2026 (mis à jour : écran chronomètre projecteur enrichi — raccourcis clavier, jetons repositionnés, durée du tournoi, fin de partie, chrono clignotant en </w:t>
+        <w:t>Version du logiciel : 12/09/2026 (mis à jour : système de points distribués — Aucun/Classique/Progressive/Sit &amp; Go CPC —, rééquilibrage guidé par la grosse blinde enrichi (indicateur dans l'onglet Tables, bouton « Continuer sans indiquer la BB »), nombre de joueurs affiché par table, bouton « Niveau Précédent » disponible depuis le téléphone, sécurisation du contrôle à distance (code de session, approbation des appareils), import CSV plus robuste face à l'encodage)</w:t>
       </w:r>
       <w:r>
         <w:rPr>
           <w:color w:val="666666"/>
           <w:lang w:val="fr-FR"/>
         </w:rPr>
-        <w:t>pause, tableau des mouvements défilant — jetons avec image au choix, onglet Tables sans les chips)</w:t>
       </w:r>
     </w:p>
     <w:p>
@@ -134,7 +133,7 @@
         <w:rPr>
           <w:lang w:val="fr-FR"/>
         </w:rPr>
-        <w:t>Le 20/08/2026.       V 1.2.16</w:t>
+        <w:t>Version de développement — 12/09/2026</w:t>
       </w:r>
     </w:p>
     <w:p>
@@ -7312,7 +7311,7 @@
         <w:rPr>
           <w:lang w:val="fr-FR"/>
         </w:rPr>
-        <w:t>S'y ajoutent des menus en haut de la fenêtre (Fichier, Affichage, Répertoire, Statistiques) ainsi que deux boutons dans le bandeau (</w:t>
+        <w:t>S'y ajoutent des menus en haut de la fenêtre (Fichier, Affichage, Répertoire, Statistiques, Aide) ainsi que deux boutons dans le bandeau (</w:t>
       </w:r>
       <w:r>
         <w:t>🏠</w:t>
@@ -7331,6 +7330,12 @@
           <w:lang w:val="fr-FR"/>
         </w:rPr>
         <w:t xml:space="preserve"> Lobby) pour gérer plusieurs tournois à la fois — détaillés dans les sections suivantes.</w:t>
+      </w:r>
+    </w:p>
+    <w:p>
+      <w:pPr/>
+      <w:r>
+        <w:t>💡 Aide → « Manuel (F1)... » (ou simplement la touche F1, depuis n'importe quel onglet ou fenêtre) ouvre ce manuel directement dans l'application, sur le chapitre correspondant à l'endroit où vous vous trouvez — pas besoin de chercher la bonne page à la main. « À propos... » affiche le numéro de version installé.</w:t>
       </w:r>
     </w:p>
     <w:p>
@@ -7517,67 +7522,7 @@
         </w:rPr>
         <w:t xml:space="preserve">Ajouter depuis le répertoire... — </w:t>
       </w:r>
-    </w:p>
-    <w:p>
-      <w:pPr>
-        <w:pStyle w:val="Listepuces"/>
-        <w:rPr>
-          <w:lang w:val="fr-FR"/>
-        </w:rPr>
-      </w:pPr>
-      <w:r>
-        <w:rPr>
-          <w:noProof/>
-          <w:lang w:val="fr-FR"/>
-        </w:rPr>
-        <w:drawing>
-          <wp:inline distT="0" distB="0" distL="0" distR="0">
-            <wp:extent cx="3853155" cy="4521200"/>
-            <wp:effectExtent l="0" t="0" r="0" b="0"/>
-            <wp:docPr id="1002408293" name="Image 17"/>
-            <wp:cNvGraphicFramePr>
-              <a:graphicFrameLocks xmlns:a="http://schemas.openxmlformats.org/drawingml/2006/main" noChangeAspect="1"/>
-            </wp:cNvGraphicFramePr>
-            <a:graphic xmlns:a="http://schemas.openxmlformats.org/drawingml/2006/main">
-              <a:graphicData uri="http://schemas.openxmlformats.org/drawingml/2006/picture">
-                <pic:pic xmlns:pic="http://schemas.openxmlformats.org/drawingml/2006/picture">
-                  <pic:nvPicPr>
-                    <pic:cNvPr id="1002408293" name="Image 1002408293"/>
-                    <pic:cNvPicPr/>
-                  </pic:nvPicPr>
-                  <pic:blipFill>
-                    <a:blip r:embed="rId12"/>
-                    <a:stretch>
-                      <a:fillRect/>
-                    </a:stretch>
-                  </pic:blipFill>
-                  <pic:spPr>
-                    <a:xfrm>
-                      <a:off x="0" y="0"/>
-                      <a:ext cx="3858075" cy="4526973"/>
-                    </a:xfrm>
-                    <a:prstGeom prst="rect">
-                      <a:avLst/>
-                    </a:prstGeom>
-                  </pic:spPr>
-                </pic:pic>
-              </a:graphicData>
-            </a:graphic>
-          </wp:inline>
-        </w:drawing>
-      </w:r>
-    </w:p>
-    <w:p>
-      <w:pPr>
-        <w:pStyle w:val="Listepuces"/>
-        <w:rPr>
-          <w:lang w:val="fr-FR"/>
-        </w:rPr>
-      </w:pPr>
-      <w:r>
-        <w:rPr>
-          <w:lang w:val="fr-FR"/>
-        </w:rPr>
+      <w:r>
         <w:t>permet de piocher directement parmi les joueurs habituels déjà connus (voir section 16), club compris, utile pour une inscription tardive. Un joueur déjà actif dans un autre tournoi du même dossier daté du même jour apparaît grisé et non sélectionnable, pour éviter de l'inscrire à deux endroits à la fois (voir section 14).</w:t>
       </w:r>
     </w:p>
@@ -8206,7 +8151,7 @@
         <w:rPr>
           <w:lang w:val="fr-FR"/>
         </w:rPr>
-        <w:t>Affiche la répartition en cours : une carte par table, avec la liste des joueurs assis (siège).</w:t>
+        <w:t>Affiche la répartition en cours : une carte par table, avec la liste des joueurs assis (siège). Le titre de chaque carte indique aussi son nombre de joueurs actuellement assis (« Table 1 — 8 joueurs »), et un total discret (« Total : 22 joueurs ») résume l'ensemble en haut de l'onglet — mis à jour automatiquement après chaque inscription, élimination, déplacement ou rééquilibrage.</w:t>
       </w:r>
     </w:p>
     <w:p>
@@ -8312,6 +8257,12 @@
       </w:r>
     </w:p>
     <w:p>
+      <w:pPr/>
+      <w:r>
+        <w:t>⚠ Une fois le tournoi démarré, réduire « Nombre de sièges par table » (Paramètres, section 12) est refusé si au moins une table contient déjà plus de joueurs que cette nouvelle capacité : un message d'erreur précise quelle(s) table(s) posent problème, le réglage revient à son ancienne valeur, et les AUTRES réglages modifiés dans le même geste sont malgré tout enregistrés normalement. Rééquilibrez d'abord la ou les tables concernées, puis réessayez.</w:t>
+      </w:r>
+    </w:p>
+    <w:p>
       <w:pPr>
         <w:ind w:left="340"/>
       </w:pPr>
@@ -8342,10 +8293,33 @@
     </w:p>
     <w:p>
       <w:r>
-        <w:t>Lorsqu'un rééquilibrage risque de déplacer le joueur qui est actuellement grosse blinde, l'application demande explicitement quel siège la porte — la question s'affiche sur l'écran principal et, si le contrôle à distance est activé, sur les téléphones connectés (n'importe lequel peut y répondre, voir section 13). Tant qu'aucune réponse n'a été donnée, le chronomètre ne peut pas être relancé (bouton « Chronomètre », Ctrl+Maj+C, ou depuis le téléphone) — exactement comme pendant un mouvement de tables en atte</w:t>
-      </w:r>
-      <w:r>
-        <w:t>nte (section 7).</w:t>
+        <w:t>Une fois le tournoi RÉELLEMENT démarré (premier appui sur « Démarrer / Reprendre »), lorsqu'un rééquilibrage risque de déplacer le joueur qui est actuellement grosse blinde, l'application demande explicitement quel siège la porte — la question s'affiche sur les téléphones connectés (n'importe lequel peut y répondre, voir section 13) ; le chronomètre ne peut pas être relancé tant qu'aucune réponse n'a été donnée — exactement comme pendant un mouvement de tables en attente (section 7).</w:t>
+      </w:r>
+    </w:p>
+    <w:p>
+      <w:pPr/>
+      <w:r>
+        <w:t>Avant ce tout premier démarrage (mise en place initiale du tournoi, inscriptions en cours), ce guidage ne se déclenche jamais : la répartition reste entièrement automatique, sans aucune question, quel que soit le réglage ci-dessous.</w:t>
+      </w:r>
+    </w:p>
+    <w:p>
+      <w:pPr>
+        <w:pStyle w:val="Listepuces"/>
+      </w:pPr>
+      <w:r>
+        <w:rPr>
+          <w:b/>
+        </w:rPr>
+        <w:t xml:space="preserve">Indicateur discret sur l'onglet Tables — </w:t>
+      </w:r>
+      <w:r>
+        <w:t>tant qu'une question de grosse blinde est en attente, un bandeau discret apparaît en haut de cet onglet (« ⏳ Table X : rééquilibrage en attente de la grosse blinde ») avec un bouton « Continuer sans indiquer la BB », qui permet au responsable de trancher directement depuis l'ordinateur — sans passer par un téléphone, et sans jamais modifier le réglage global « Équilibrage guidé par la grosse blinde » ci-dessous.</w:t>
+      </w:r>
+    </w:p>
+    <w:p>
+      <w:pPr/>
+      <w:r>
+        <w:t>💡 « Continuer sans indiquer la BB » (téléphone ou bouton Mac) applique le déplacement historique automatique pour CETTE question précise uniquement — la prochaine fois qu'un rééquilibrage est nécessaire, la question est reposée normalement.</w:t>
       </w:r>
     </w:p>
     <w:p>
@@ -8694,7 +8668,7 @@
         <w:rPr>
           <w:lang w:val="fr-FR"/>
         </w:rPr>
-        <w:t>calculé à partir du rang final du joueur : Points = 100 × √N / P (N = nombre de joueurs du tournoi, P = rang), pour ne pas sur-récompenser les petits champs. Un montant fixe (réglage manuel non nul) peut remplacer cette formule pour tout le monde.</w:t>
+        <w:t>calculé à partir de la place finale du joueur, selon le « Système de points distribués » choisi dans Paramètres (Aucun, Classique, Progressive ou Sit &amp; Go CPC — voir section 12 pour le détail de chaque formule).</w:t>
       </w:r>
     </w:p>
     <w:p>
@@ -11221,6 +11195,20 @@
         <w:rPr>
           <w:b/>
         </w:rPr>
+        <w:t xml:space="preserve">Équilibrage guidé par la grosse blinde (demande sur le téléphone) — </w:t>
+      </w:r>
+      <w:r>
+        <w:t>activée par défaut : lors d'un simple rééquilibrage entre tables (pas un cassage de table), demande sur tous les téléphones du contrôle à distance quel siège est actuellement grosse blinde, pour choisir qui se déplace — voir « Rééquilibrage guidé par la grosse blinde » (section 6) pour le détail complet du fonctionnement (indicateur dans l'onglet Tables, bouton « Continuer sans indiquer la BB »).</w:t>
+      </w:r>
+    </w:p>
+    <w:p>
+      <w:pPr>
+        <w:pStyle w:val="Listepuces"/>
+      </w:pPr>
+      <w:r>
+        <w:rPr>
+          <w:b/>
+        </w:rPr>
         <w:lastRenderedPageBreak/>
         <w:t xml:space="preserve">Durée du bandeau d'élimination (secondes) — </w:t>
       </w:r>
@@ -11292,13 +11280,185 @@
           <w:b/>
           <w:lang w:val="fr-FR"/>
         </w:rPr>
-        <w:t xml:space="preserve">Montant de la prime de classement en points — </w:t>
-      </w:r>
-      <w:r>
-        <w:rPr>
-          <w:lang w:val="fr-FR"/>
-        </w:rPr>
-        <w:t>0 = formule automatique 100×√N/P ; toute autre valeur remplace la formule pour tout le monde.</w:t>
+        <w:t xml:space="preserve">Système de points distribués (classement) — </w:t>
+      </w:r>
+      <w:r>
+        <w:rPr>
+          <w:lang w:val="fr-FR"/>
+        </w:rPr>
+        <w:t>remplace l'ancien champ « Montant de la prime de classement » : liste déroulante à 4 choix (Aucun, Classique, Progressive, Sit &amp; Go CPC), détaillés ci-dessous.</w:t>
+      </w:r>
+    </w:p>
+    <w:p>
+      <w:pPr>
+        <w:pStyle w:val="Listepuces"/>
+      </w:pPr>
+      <w:r>
+        <w:rPr>
+          <w:b/>
+        </w:rPr>
+        <w:t xml:space="preserve">Aucun — </w:t>
+      </w:r>
+      <w:r>
+        <w:t>aucun point n'est attribué en fonction du classement final.</w:t>
+      </w:r>
+    </w:p>
+    <w:p>
+      <w:pPr>
+        <w:pStyle w:val="Listepuces"/>
+      </w:pPr>
+      <w:r>
+        <w:rPr>
+          <w:b/>
+        </w:rPr>
+        <w:t xml:space="preserve">Classique — </w:t>
+      </w:r>
+      <w:r>
+        <w:t>formule 100 × √N / P (N = nombre de joueurs du tournoi, P = place finale du joueur). Favorise davantage les premières places.</w:t>
+      </w:r>
+    </w:p>
+    <w:p>
+      <w:pPr>
+        <w:pStyle w:val="Listepuces"/>
+      </w:pPr>
+      <w:r>
+        <w:rPr>
+          <w:b/>
+        </w:rPr>
+        <w:t xml:space="preserve">Progressive — </w:t>
+      </w:r>
+      <w:r>
+        <w:t>formule 100 × √N / √P (N = nombre de joueurs du tournoi, P = place finale du joueur). Réduit l'écart entre les premières places et récompense davantage la régularité.</w:t>
+      </w:r>
+    </w:p>
+    <w:p>
+      <w:pPr>
+        <w:pStyle w:val="Listepuces"/>
+      </w:pPr>
+      <w:r>
+        <w:rPr>
+          <w:b/>
+        </w:rPr>
+        <w:t xml:space="preserve">Sit &amp; Go CPC — </w:t>
+      </w:r>
+      <w:r>
+        <w:t>formule 1000 + 100(N+1) − 200×P (N = nombre de joueurs du Sit &amp; Go, P = place finale du joueur). Chaque joueur apporte 1000 points au total distribué ; l'écart entre deux places successives est de 200 points.</w:t>
+      </w:r>
+    </w:p>
+    <w:p>
+      <w:pPr/>
+      <w:r>
+        <w:t>Exemple — Sit &amp; Go CPC avec 7 joueurs (7000 points distribués au total) :</w:t>
+      </w:r>
+    </w:p>
+    <w:p>
+      <w:pPr>
+        <w:pStyle w:val="Listepuces"/>
+      </w:pPr>
+      <w:r>
+        <w:rPr>
+          <w:b/>
+        </w:rPr>
+        <w:t xml:space="preserve">1er — </w:t>
+      </w:r>
+      <w:r>
+        <w:t>1600 pts</w:t>
+      </w:r>
+    </w:p>
+    <w:p>
+      <w:pPr>
+        <w:pStyle w:val="Listepuces"/>
+      </w:pPr>
+      <w:r>
+        <w:rPr>
+          <w:b/>
+        </w:rPr>
+        <w:t xml:space="preserve">2e — </w:t>
+      </w:r>
+      <w:r>
+        <w:t>1400 pts</w:t>
+      </w:r>
+    </w:p>
+    <w:p>
+      <w:pPr>
+        <w:pStyle w:val="Listepuces"/>
+      </w:pPr>
+      <w:r>
+        <w:rPr>
+          <w:b/>
+        </w:rPr>
+        <w:t xml:space="preserve">3e — </w:t>
+      </w:r>
+      <w:r>
+        <w:t>1200 pts</w:t>
+      </w:r>
+    </w:p>
+    <w:p>
+      <w:pPr>
+        <w:pStyle w:val="Listepuces"/>
+      </w:pPr>
+      <w:r>
+        <w:rPr>
+          <w:b/>
+        </w:rPr>
+        <w:t xml:space="preserve">4e — </w:t>
+      </w:r>
+      <w:r>
+        <w:t>1000 pts</w:t>
+      </w:r>
+    </w:p>
+    <w:p>
+      <w:pPr>
+        <w:pStyle w:val="Listepuces"/>
+      </w:pPr>
+      <w:r>
+        <w:rPr>
+          <w:b/>
+        </w:rPr>
+        <w:t xml:space="preserve">5e — </w:t>
+      </w:r>
+      <w:r>
+        <w:t>800 pts</w:t>
+      </w:r>
+    </w:p>
+    <w:p>
+      <w:pPr>
+        <w:pStyle w:val="Listepuces"/>
+      </w:pPr>
+      <w:r>
+        <w:rPr>
+          <w:b/>
+        </w:rPr>
+        <w:t xml:space="preserve">6e — </w:t>
+      </w:r>
+      <w:r>
+        <w:t>600 pts</w:t>
+      </w:r>
+    </w:p>
+    <w:p>
+      <w:pPr>
+        <w:pStyle w:val="Listepuces"/>
+      </w:pPr>
+      <w:r>
+        <w:rPr>
+          <w:b/>
+        </w:rPr>
+        <w:t xml:space="preserve">7e — </w:t>
+      </w:r>
+      <w:r>
+        <w:t>400 pts</w:t>
+      </w:r>
+    </w:p>
+    <w:p>
+      <w:pPr/>
+      <w:r>
+        <w:t>💡 Les Sit &amp; Go sont des tournois indépendants : il ne s'agit pas de plusieurs tables réparties au sein d'un même tournoi. Chaque Sit &amp; Go a son propre nombre de joueurs (N) et sa propre distribution de points — un club qui organise deux Sit &amp; Go de 7 joueurs le même jour distribue 7000 points sur chacun, pas 14000 sur un seul et même classement.</w:t>
+      </w:r>
+    </w:p>
+    <w:p>
+      <w:pPr/>
+      <w:r>
+        <w:t>💡 Un tournoi créé avant l'existence de ce réglage (ancienne valeur fixe manuelle) affiche « (valeur fixe historique — voir ci-dessous) » avec la mention « Valeur fixe historique conservée : N points » tant qu'aucun des 4 choix ci-dessus n'a été sélectionné explicitement — cette valeur fixe continue de s'appliquer sans interruption jusqu'à ce choix, qui la remplace alors définitivement par la formule sélectionnée.</w:t>
       </w:r>
     </w:p>
     <w:p>
@@ -11658,6 +11818,54 @@
         <w:rPr>
           <w:b/>
         </w:rPr>
+        <w:t xml:space="preserve">Code d'accès à 6 chiffres — </w:t>
+      </w:r>
+      <w:r>
+        <w:t>affiché dans Paramètres juste sous la case « Activer le contrôle à distance » : à saisir une fois sur chaque téléphone pour ouvrir la page. Ce code change à chaque nouvelle session de l'application.</w:t>
+      </w:r>
+    </w:p>
+    <w:p>
+      <w:pPr>
+        <w:pStyle w:val="Listepuces"/>
+      </w:pPr>
+      <w:r>
+        <w:rPr>
+          <w:b/>
+        </w:rPr>
+        <w:t xml:space="preserve">Approbation de l'appareil — </w:t>
+      </w:r>
+      <w:r>
+        <w:t>la première fois qu'un téléphone se connecte, une fenêtre s'affiche sur l'ordinateur (Autoriser / Refuser) ; tant qu'il n'est pas autorisé, ce téléphone ne peut exécuter aucune action. Un appareil déjà autorisé lors d'une session précédente n'a qu'à ressaisir le nouveau code de la session en cours, sans réapprobation.</w:t>
+      </w:r>
+    </w:p>
+    <w:p>
+      <w:pPr>
+        <w:pStyle w:val="Listepuces"/>
+      </w:pPr>
+      <w:r>
+        <w:rPr>
+          <w:b/>
+        </w:rPr>
+        <w:t xml:space="preserve">Révoquer un appareil — </w:t>
+      </w:r>
+      <w:r>
+        <w:t>dans Paramètres, la liste des téléphones déjà autorisés propose un bouton « Révoquer » par appareil : coupe son accès immédiatement, même en cours de session.</w:t>
+      </w:r>
+    </w:p>
+    <w:p>
+      <w:pPr/>
+      <w:r>
+        <w:t>💡 Un code de test permanent existe pour les besoins de développement — jamais affiché dans l'interface, soumis à la même protection contre les tentatives répétées que le vrai code.</w:t>
+      </w:r>
+    </w:p>
+    <w:p>
+      <w:pPr>
+        <w:pStyle w:val="Listepuces"/>
+      </w:pPr>
+      <w:r>
+        <w:rPr>
+          <w:b/>
+        </w:rPr>
         <w:t xml:space="preserve">Joueurs — </w:t>
       </w:r>
       <w:r>
@@ -11690,6 +11898,20 @@
       </w:r>
       <w:r>
         <w:t>referme le bandeau de mouvement de tables en cours et relance le chronomètre.</w:t>
+      </w:r>
+    </w:p>
+    <w:p>
+      <w:pPr>
+        <w:pStyle w:val="Listepuces"/>
+      </w:pPr>
+      <w:r>
+        <w:rPr>
+          <w:b/>
+        </w:rPr>
+        <w:t xml:space="preserve">Niveau Précédent — </w:t>
+      </w:r>
+      <w:r>
+        <w:t>revient directement au niveau de blindes précédent (utile après un clic accidentel sur « Niveau Suivant ») ; le chronomètre repart avec la durée pleine de ce niveau. Bloqué sans erreur au tout premier niveau ; fonctionne aussi pour revenir sur une pause.</w:t>
       </w:r>
     </w:p>
     <w:p>
@@ -11846,7 +12068,7 @@
           <w:i/>
           <w:color w:val="666666"/>
         </w:rPr>
-        <w:t>💡</w:t>
+        <w:t>💡 L'accès nécessite désormais le code à 6 chiffres ET l'approbation de l'appareil décrits ci-dessus — être sur le même réseau Wifi ne suffit plus, contrairement aux toutes premières versions du logiciel. Le trafic reste toutefois en clair sur le Wifi local (pas de HTTPS) : la protection vise un accès non autorisé ou un ancien responsable révoqué, pas une interception réseau active sur ce même Wifi.</w:t>
       </w:r>
       <w:r>
         <w:rPr>
@@ -11854,7 +12076,6 @@
           <w:color w:val="666666"/>
           <w:lang w:val="fr-FR"/>
         </w:rPr>
-        <w:t xml:space="preserve"> Aucun mot de passe n'est demandé pour ouvrir cette page : l'accès est limité à qui est déjà sur le même réseau Wifi, exactement comme le reste de l'application, qui n'a pas non plus de système de comptes.</w:t>
       </w:r>
     </w:p>
     <w:p>
@@ -12800,7 +13021,7 @@
         <w:rPr>
           <w:lang w:val="fr-FR"/>
         </w:rPr>
-        <w:t>importe une liste de joueurs depuis un fichier CSV (colonnes NOM et CLUB, avec ou sans ligne d'en-tête, séparateur « ; » ou « , »). Si le fichier ne contient qu'une seule colonne (juste des noms), une fenêtre propose un club à attribuer à tous les joueurs importés, pré-rempli avec « CPC ».</w:t>
+        <w:t>importe une liste de joueurs depuis un fichier CSV (colonnes NOM et CLUB, avec ou sans ligne d'en-tête, séparateur « ; » ou « , »). Si le fichier ne contient qu'une seule colonne (juste des noms), une fenêtre propose un club à attribuer à tous les joueurs importés, pré-rempli avec « CPC ». Le fichier peut être encodé en UTF-8 (avec ou sans BOM) ou en Windows-1252/ANSI (export Excel sous Windows) — détecté automatiquement ; un encodage non reconnu ou un fichier illisible affiche un message d'erreur clair plutôt que de ne rien faire.</w:t>
       </w:r>
     </w:p>
     <w:p>
@@ -13353,6 +13574,20 @@
           <w:lang w:val="fr-FR"/>
         </w:rPr>
         <w:t>La suppression n'est pas réversible depuis l'interface. Si vous avez une copie de sauvegarde récente du fichier .tournoi, c'est le seul moyen de revenir en arrière.</w:t>
+      </w:r>
+    </w:p>
+    <w:p>
+      <w:pPr>
+        <w:pStyle w:val="Titre3"/>
+      </w:pPr>
+      <w:r>
+        <w:t>Une table est signalée « en surcapacité » à l'ouverture d'un tournoi</w:t>
+      </w:r>
+    </w:p>
+    <w:p>
+      <w:pPr/>
+      <w:r>
+        <w:t>Ce fichier .tournoi a probablement été créé avant une évolution du réglage « Nombre de sièges par table » (section 12) : l'avertissement n'est qu'un CONSTAT, rien n'est corrigé automatiquement. Cliquez sur « Rééquilibrer les tables » (onglet Tables, section 6) pour remettre les tables en conformité.</w:t>
       </w:r>
     </w:p>
     <w:p>
@@ -14081,6 +14316,30 @@
           </w:p>
         </w:tc>
       </w:tr>
+      <w:tr>
+        <w:tc>
+          <w:tcPr>
+            <w:tcW w:type="dxa" w:w="3118"/>
+          </w:tcPr>
+          <w:p>
+            <w:r>
+              <w:rPr/>
+              <w:t>help_browser.py</w:t>
+            </w:r>
+          </w:p>
+        </w:tc>
+        <w:tc>
+          <w:tcPr>
+            <w:tcW w:type="dxa" w:w="6236"/>
+          </w:tcPr>
+          <w:p>
+            <w:r>
+              <w:rPr/>
+              <w:t>Aide interactive intégrée (menu Aide / touche F1, section 4)</w:t>
+            </w:r>
+          </w:p>
+        </w:tc>
+      </w:tr>
     </w:tbl>
     <w:p>
       <w:pPr>
@@ -14108,7 +14367,7 @@
           <w:i/>
           <w:color w:val="666666"/>
         </w:rPr>
-        <w:t xml:space="preserve"> Ces 18 fichiers .py doivent rester ensemble dans le même dossier : ils s'importent entre eux.</w:t>
+        <w:t xml:space="preserve"> Ces 19 fichiers .py doivent rester ensemble dans le même dossier : ils s'importent entre eux. Le fichier help_content.json (contenu de l'aide intégrée F1, régénéré depuis ce manuel par extract_help_content.py) doit aussi les accompagner pour que l'aide F1 fonctionne lancé depuis les sources — déjà inclus automatiquement dans les exécutables compilés.</w:t>
       </w:r>
     </w:p>
     <w:sectPr>

--- a/MANUEL_UTILISATEUR_TOURNOI_CPC.docx
+++ b/MANUEL_UTILISATEUR_TOURNOI_CPC.docx
@@ -7583,6 +7583,11 @@
       </w:r>
     </w:p>
     <w:p>
+      <w:r>
+        <w:t>💡 En Mode Test (section 12), cliquer sur l'en-tête de la colonne des cases à cocher trie les joueurs cochés en premier (re-cliquer inverse l'ordre — cochés en dernier —, un 3e clic annule le tri) : pratique pour enchaîner rapidement des éliminations de test sur un sous-ensemble de joueurs. Affichage uniquement, sans effet en dehors du Mode Test.</w:t>
+      </w:r>
+    </w:p>
+    <w:p>
       <w:pPr>
         <w:pStyle w:val="Titre2"/>
       </w:pPr>
@@ -7719,6 +7724,11 @@
       </w:r>
     </w:p>
     <w:p>
+      <w:r>
+        <w:t>💡 La fenêtre « Qui a éliminé... » mémorise sa position à l'écran : si vous la déplacez, elle se rouvre au même endroit la fois suivante — y compris après avoir quitté et relancé le logiciel.</w:t>
+      </w:r>
+    </w:p>
+    <w:p>
       <w:pPr>
         <w:pStyle w:val="Listepuces"/>
         <w:rPr>
@@ -7801,6 +7811,11 @@
           <w:color w:val="8A1F1F"/>
         </w:rPr>
         <w:t xml:space="preserve"> Une élimination groupée (plusieurs joueurs cochés à la fois) ne demande pas d'éliminateur : le nombre de bounties (kills) n'est donc pas comptabilisé dans ce cas. En mode PKO (section 8), si l'un des joueurs sélectionnés porte une bounty &gt; 0, l'élimination groupée est intégralement refusée (message d'erreur), pour ne jamais perdre cette bounty — éliminez-les alors un par un. Hors PKO, ou si aucun des joueurs sélectionnés ne porte de bounty, l'élimination groupée reste possible normalement.</w:t>
+      </w:r>
+    </w:p>
+    <w:p>
+      <w:r>
+        <w:t>💡 Mode Test (section 12) assouplit ce refus pour faciliter les essais : l'élimination groupée reste possible même en mode PKO avec une bounty en jeu (aucun éliminateur désigné, la bounty concernée est alors simplement abandonnée, jamais attribuée) — à ne jamais utiliser pendant une vraie partie.</w:t>
       </w:r>
     </w:p>
     <w:p>
@@ -8151,7 +8166,7 @@
         <w:rPr>
           <w:lang w:val="fr-FR"/>
         </w:rPr>
-        <w:t>Affiche la répartition en cours : une carte par table, avec la liste des joueurs assis (siège). Le titre de chaque carte indique aussi son nombre de joueurs actuellement assis (« Table 1 — 8 joueurs »), et un total discret (« Total : 22 joueurs ») résume l'ensemble en haut de l'onglet — mis à jour automatiquement après chaque inscription, élimination, déplacement ou rééquilibrage.</w:t>
+        <w:t>Affiche la répartition en cours : une carte par table, avec la liste des joueurs assis (siège). Le titre de chaque carte indique aussi son nombre de joueurs actuellement assis (« Table 1 — 8 joueurs »), et « Nombre de joueurs : N joueurs », en gros caractères (libellé blanc, nombre doré), résume l'ensemble bien en vue en haut de l'onglet — mis à jour automatiquement après chaque inscription, élimination, déplacement ou rééquilibrage.</w:t>
       </w:r>
     </w:p>
     <w:p>
@@ -8260,6 +8275,11 @@
       <w:pPr/>
       <w:r>
         <w:t>⚠ Une fois le tournoi démarré, réduire « Nombre de sièges par table » (Paramètres, section 12) est refusé si au moins une table contient déjà plus de joueurs que cette nouvelle capacité : un message d'erreur précise quelle(s) table(s) posent problème, le réglage revient à son ancienne valeur, et les AUTRES réglages modifiés dans le même geste sont malgré tout enregistrés normalement. Rééquilibrez d'abord la ou les tables concernées, puis réessayez.</w:t>
+      </w:r>
+    </w:p>
+    <w:p>
+      <w:r>
+        <w:t>💡 Exception : si tous les joueurs actifs tiennent déjà sur une seule table (10 ou moins — voir « Table finale » ci-dessus), ce refus ne s'applique jamais, quelle que soit la nouvelle capacité demandée — elle est acceptée directement, sans le moindre message.</w:t>
       </w:r>
     </w:p>
     <w:p>
@@ -11095,6 +11115,14 @@
     </w:p>
     <w:p>
       <w:pPr>
+        <w:pStyle w:val="Listepuces"/>
+      </w:pPr>
+      <w:r>
+        <w:t>Mode Test — case tout en bas de cette colonne, jamais mémorisée (redécochée à chaque lancement du logiciel, propre à cette fenêtre) : assouplit certaines règles pour faciliter des essais rapides, sans jamais rien changer au fonctionnement normal tant qu'elle reste décochée. Tant qu'elle est cochée : l'élimination groupée (section 5) ne demande plus d'éliminateur, même en mode PKO avec une bounty en jeu (section 8) ; la section Primes ci-dessous reste modifiable même après le démarrage du chronomètre, mais seulement pour cette fenêtre — les autres tournois de la session restent verrouillés normalement (voir « Section Primes en détail » ci-dessous) ; l'en-tête de la colonne des cases à cocher, onglet Joueurs, devient cliquable pour trier les joueurs cochés en premier (voir section 5). « 🧪 MODE TEST » s'affiche alors bien en évidence dans le titre de la fenêtre, pour ne jamais l'oublier activé par erreur avant une vraie partie.</w:t>
+      </w:r>
+    </w:p>
+    <w:p>
+      <w:pPr>
         <w:pStyle w:val="Titre2"/>
       </w:pPr>
       <w:bookmarkStart w:id="46" w:name="_Toc239781463"/>
@@ -11225,6 +11253,11 @@
         <w:t>Section Primes en détail</w:t>
       </w:r>
       <w:bookmarkEnd w:id="47"/>
+    </w:p>
+    <w:p>
+      <w:r>
+        <w:t>Dès que le chronomètre d'UN tournoi de la session en cours a été démarré pour la toute première fois, cette section entière (case « Calculer les primes » comprise) devient non modifiable pour TOUS les tournois de cette même session, y compris un nouveau Sit &amp; Go ouvert pendant que la soirée est en cours — pour garantir les mêmes règles de primes à tout le monde. Elle redevient modifiable une fois tous les tournois de la session refermés (nouvelle session). Exception : Mode Test (ci-dessus) rend cette section modifiable pour le tournoi où il est coché, même si la session est verrouillée — le décocher réapplique immédiatement le verrouillage réel.</w:t>
+      </w:r>
     </w:p>
     <w:p>
       <w:pPr>
@@ -12188,6 +12221,11 @@
       </w:r>
     </w:p>
     <w:p>
+      <w:r>
+        <w:t>💡 Un second double-clic sur le raccourci du logiciel (bureau/menu Démarrer) pendant qu'une instance est déjà ouverte ne crée jamais une deuxième fenêtre d'accueil indépendante : il ramène directement l'instance déjà ouverte au premier plan. Cette protection ne concerne que le raccourci du système — elle ne s'applique jamais à « 🏠 Menu principal » ci-dessus, qui reste toujours disponible pour gérer plusieurs tournois à la fois.</w:t>
+      </w:r>
+    </w:p>
+    <w:p>
       <w:pPr>
         <w:ind w:left="340"/>
         <w:rPr>
@@ -12677,6 +12715,21 @@
       </w:r>
     </w:p>
     <w:p>
+      <w:r>
+        <w:t>💡 Un joueur inscrit puis déclaré forfait (« Désactiver (forfait) », section 5) reste comptabilisé normalement (total investi, primes déjà dues...), mais ce tournoi précis ne compte PAS dans son nombre de « Tournois joués » — il n'a pas réellement disputé la partie.</w:t>
+      </w:r>
+    </w:p>
+    <w:p>
+      <w:r>
+        <w:t>💡 Un tournoi est marqué « Terminé » dès qu'il ne reste plus qu'un seul joueur actif (le vainqueur) — ou plus aucun, si tous les derniers joueurs restants ont fini par déclarer forfait —, exactement comme dans le Lobby (section 14).</w:t>
+      </w:r>
+    </w:p>
+    <w:p>
+      <w:r>
+        <w:t>💡 Un fichier .tournoi illisible ou corrompu présent dans le dossier choisi est ignoré automatiquement : les autres tournois valides du même dossier continuent d'apparaître normalement dans la synthèse.</w:t>
+      </w:r>
+    </w:p>
+    <w:p>
       <w:pPr>
         <w:pStyle w:val="Titre2"/>
         <w:rPr>
@@ -12709,6 +12762,11 @@
           <w:lang w:val="fr-FR"/>
         </w:rPr>
         <w:t>fichier séparé — pour ne jamais avoir d'ambiguïté sur ce qu'on est en train d'exporter.</w:t>
+      </w:r>
+    </w:p>
+    <w:p>
+      <w:r>
+        <w:t>💡 Le filtre Club (voir « Générer une synthèse » ci-dessus) s'applique aussi bien à l'affichage qu'à l'export du classement des joueurs : un export lancé pendant qu'un club est sélectionné ne contient que les joueurs de ce club, exactement comme le tableau affiché à l'écran à cet instant.</w:t>
       </w:r>
     </w:p>
     <w:p>

--- a/MANUEL_UTILISATEUR_TOURNOI_CPC.docx
+++ b/MANUEL_UTILISATEUR_TOURNOI_CPC.docx
@@ -3959,7 +3959,7 @@
         <w:rPr>
           <w:lang w:val="fr-FR"/>
         </w:rPr>
-        <w:t xml:space="preserve">Dans l'onglet Paramètres (section 12), le champ « Dossier par défaut » désigne le dossier de base utilisé par « Nouveau tournoi », « Sit &amp; Go rapide » et « Ouvrir un tournoi existant » dès l'écran d'accueil.</w:t>
+        <w:t>Dans l'onglet Paramètres (section 12), le champ « Dossier par défaut » désigne le dossier de base utilisé par « Nouveau tournoi », « Sit &amp; Go rapide » et « Ouvrir un tournoi existant » dès l'écran d'accueil, ainsi que par la Synthèse par période (section 15) lorsqu'aucun tournoi n'est ouvert.</w:t>
       </w:r>
     </w:p>
     <w:p>
@@ -11607,7 +11607,7 @@
         <w:rPr>
           <w:lang w:val="fr-FR"/>
         </w:rPr>
-        <w:t xml:space="preserve">dossier à parcourir pour y trouver les fichiers .tournoi (case « Inclure les sous-dossiers » pour aller plus loin qu'un seul niveau).</w:t>
+        <w:t>dossier à parcourir pour y trouver les fichiers .tournoi (case « Inclure les sous-dossiers » pour aller plus loin qu'un seul niveau). Prérempli automatiquement : avec un tournoi ouvert, son propre réglage « Dossier par défaut » (onglet Paramètres), sinon le dossier contenant son fichier .tournoi ; sans tournoi ouvert (écran Menu principal), le « Dossier par défaut » général réglé dans Paramètres (section 4), ou vide si celui-ci n'est pas non plus renseigné. « Parcourir... » reste toujours disponible pour choisir un autre dossier.</w:t>
       </w:r>
     </w:p>
     <w:p>
@@ -12094,6 +12094,60 @@
           <w:lang w:val="fr-FR"/>
         </w:rPr>
         <w:t>Les joueurs sont affichés dans un tableau à sept colonnes : Photo (miniature, si une photo est enregistrée), Nom, Pseudo, Club, Groupe, Téléphone et Mail. Cliquer sur l'en-tête Nom, Club, Groupe, Téléphone ou Mail trie la liste en conséquence ; cliquer une seconde fois inverse l'ordre (croissant/décroissant). Tout en haut de l'onglet, à droite du titre, un petit tableau « Joueurs par club (total=XXXX) » — XXXX étant le nombre total de joueurs du répertoire — récapitule le nombre de joueurs par club (« Sans » en premier pour ceux sans club, puis les vrais clubs par ordre alphabétique) — mis à jour à chaque ajout/modification/suppression d'un joueur du répertoire ; sa hauteur reste fixe (avec ascenseur si besoin) quel que soit le nombre de clubs distincts.</w:t>
+      </w:r>
+    </w:p>
+    <w:p>
+      <w:pPr>
+        <w:pStyle w:val="Titre2"/>
+      </w:pPr>
+      <w:r>
+        <w:t>Sélection multiple</w:t>
+      </w:r>
+    </w:p>
+    <w:p>
+      <w:pPr/>
+      <w:r>
+        <w:t>Le tableau du Répertoire accepte une sélection de plusieurs joueurs à la fois, comme un tableau standard :</w:t>
+      </w:r>
+    </w:p>
+    <w:p>
+      <w:pPr>
+        <w:pStyle w:val="Listepuces"/>
+      </w:pPr>
+      <w:r>
+        <w:rPr>
+          <w:b/>
+        </w:rPr>
+        <w:t xml:space="preserve">Maj (⇧) + clic — </w:t>
+      </w:r>
+      <w:r>
+        <w:t>sélectionne tous les joueurs compris entre la ligne déjà sélectionnée et celle cliquée (sélection consécutive).</w:t>
+      </w:r>
+    </w:p>
+    <w:p>
+      <w:pPr>
+        <w:pStyle w:val="Listepuces"/>
+      </w:pPr>
+      <w:r>
+        <w:rPr>
+          <w:b/>
+        </w:rPr>
+        <w:t xml:space="preserve">Commande (⌘) + clic sur Mac, Ctrl + clic sur Windows — </w:t>
+      </w:r>
+      <w:r>
+        <w:t>ajoute ou retire un seul joueur à la sélection sans toucher aux autres — pour cocher des joueurs non consécutifs.</w:t>
+      </w:r>
+    </w:p>
+    <w:p>
+      <w:pPr/>
+      <w:r>
+        <w:t>« Supprimer » (les deux boutons de ce nom, voir ci-dessous, sont strictement équivalents) retire du répertoire tous les joueurs actuellement sélectionnés en une seule fois. Une confirmation s'affiche systématiquement avant toute suppression ; si plusieurs joueurs sont sélectionnés, elle les nomme tous individuellement plutôt qu'un simple décompte.</w:t>
+      </w:r>
+    </w:p>
+    <w:p>
+      <w:pPr/>
+      <w:r>
+        <w:t>Les autres actions de la liste ci-dessous (« Renommer... », « Modifier le club... », « Modifier le groupe... », « Modifier le téléphone... », « Modifier le mail... », « Modifier le pseudo... ») restent réservées à un seul joueur à la fois : si plusieurs sont sélectionnés, un message l'indique et l'action est annulée sans rien modifier.</w:t>
       </w:r>
     </w:p>
     <w:p>

--- a/MANUEL_UTILISATEUR_TOURNOI_CPC.docx
+++ b/MANUEL_UTILISATEUR_TOURNOI_CPC.docx
@@ -3758,13 +3758,27 @@
     <w:p>
       <w:pPr>
         <w:pStyle w:val="Listepuces"/>
-        <w:rPr>
-          <w:lang w:val="fr-FR"/>
-        </w:rPr>
       </w:pPr>
       <w:r>
         <w:rPr>
           <w:b/>
+        </w:rPr>
+        <w:t xml:space="preserve">Ouvrir Senaco — </w:t>
+      </w:r>
+      <w:r>
+        <w:t>ouvre l'application sans créer ni ouvrir de tournoi (voir « Ouvrir Senaco sans tournoi » ci-dessous) : seuls les onglets Blindes, Répertoire, Statistiques, LOG et Paramètres sont alors accessibles.</w:t>
+      </w:r>
+    </w:p>
+    <w:p>
+      <w:pPr>
+        <w:pStyle w:val="Listepuces"/>
+        <w:rPr>
+          <w:lang w:val="fr-FR"/>
+        </w:rPr>
+      </w:pPr>
+      <w:r>
+        <w:rPr>
+          <w:b/>
           <w:lang w:val="fr-FR"/>
         </w:rPr>
         <w:t xml:space="preserve">Nouveau tournoi — </w:t>
@@ -3773,7 +3787,7 @@
         <w:rPr>
           <w:lang w:val="fr-FR"/>
         </w:rPr>
-        <w:t xml:space="preserve">crée un nouveau fichier .tournoi. Une liste de joueurs (issue du répertoire, voir section 16) permet de cocher d'emblée les participants présents ; le nom et le club de chaque joueur y sont affichés dans deux colonnes triables (cliquer un en-tête, re-cliquer pour inverser l'ordre), et un champ Club (préempli avec le « Nom du Club » réglé dans Paramètres) accompagne l'ajout d'un nouveau nom ; cliquer sur la cellule Club d'un joueur déjà listé permet de le définir ou le corriger directement ; on peut aussi ajouter des joueurs plus tard, ou démarrer sans personne.</w:t>
+        <w:t>crée un nouveau fichier .tournoi. Une liste de joueurs (issue du répertoire, voir section 17) permet de cocher d'emblée les participants présents ; le nom et le club de chaque joueur y sont affichés dans deux colonnes triables (cliquer un en-tête, re-cliquer pour inverser l'ordre), et un champ Club (préempli avec le « Nom du Club » réglé dans Paramètres) accompagne l'ajout d'un nouveau nom ; cliquer sur la cellule Club d'un joueur déjà listé permet de le définir ou le corriger directement ; on peut aussi ajouter des joueurs plus tard, ou démarrer sans personne.</w:t>
       </w:r>
     </w:p>
     <w:p>
@@ -3794,7 +3808,7 @@
         <w:rPr>
           <w:lang w:val="fr-FR"/>
         </w:rPr>
-        <w:t xml:space="preserve">comme « Nouveau tournoi », mais préremplit tout de suite une structure de blindes rapide (10 min/niveau, antes dès le niveau 3) et une grille de gains standard selon le nombre de joueurs choisis — à ajuster ensuite si besoin, exactement comme un tournoi normal. Voir section 14 pour gérer plusieurs Sit &amp; Go à la fois.</w:t>
+        <w:t>comme « Nouveau tournoi », mais préremplit tout de suite une structure de blindes rapide (10 min/niveau, antes dès le niveau 3) et une grille de gains standard selon le nombre de joueurs choisis — à ajuster ensuite si besoin, exactement comme un tournoi normal. Voir section 15 pour gérer plusieurs Sit &amp; Go à la fois.</w:t>
       </w:r>
     </w:p>
     <w:p>
@@ -3836,7 +3850,7 @@
         <w:rPr>
           <w:lang w:val="fr-FR"/>
         </w:rPr>
-        <w:t>ouvre une vue d'ensemble de tous les tournois d'un dossier, sans en ouvrir ni fermer aucun (voir section 14).</w:t>
+        <w:t>ouvre une vue d'ensemble de tous les tournois d'un dossier, sans en ouvrir ni fermer aucun (voir section 15).</w:t>
       </w:r>
     </w:p>
     <w:p>
@@ -3891,6 +3905,88 @@
     </w:p>
     <w:p>
       <w:pPr>
+        <w:pStyle w:val="Listepuces"/>
+      </w:pPr>
+      <w:r>
+        <w:rPr>
+          <w:b/>
+        </w:rPr>
+        <w:t xml:space="preserve">💾 Sauvegarder sur clé USB / ♻️ Restaurer depuis une clé USB — </w:t>
+      </w:r>
+      <w:r>
+        <w:t>sauvegarde ou restaure l'ensemble des données (voir chapitre 18).</w:t>
+      </w:r>
+    </w:p>
+    <w:p>
+      <w:pPr>
+        <w:pStyle w:val="Listepuces"/>
+      </w:pPr>
+      <w:r>
+        <w:rPr>
+          <w:b/>
+        </w:rPr>
+        <w:t xml:space="preserve">🗑️ Purger les données — </w:t>
+      </w:r>
+      <w:r>
+        <w:t>supprime définitivement de vieux fichiers .tournoi, avec plusieurs protections (voir chapitre 14).</w:t>
+      </w:r>
+    </w:p>
+    <w:p>
+      <w:pPr>
+        <w:pStyle w:val="Listepuces"/>
+      </w:pPr>
+      <w:r>
+        <w:rPr>
+          <w:b/>
+        </w:rPr>
+        <w:t xml:space="preserve">⚙️ Paramètres de base — </w:t>
+      </w:r>
+      <w:r>
+        <w:t>règle le nom du club et le « Dossier par défaut » (voir chapitre 4) sans ouvrir ni créer de tournoi.</w:t>
+      </w:r>
+    </w:p>
+    <w:p>
+      <w:pPr>
+        <w:pStyle w:val="Listepuces"/>
+      </w:pPr>
+      <w:r>
+        <w:rPr>
+          <w:b/>
+        </w:rPr>
+        <w:t xml:space="preserve">ℹ️ À propos — </w:t>
+      </w:r>
+      <w:r>
+        <w:t>affiche le numéro de version installé.</w:t>
+      </w:r>
+    </w:p>
+    <w:p>
+      <w:pPr>
+        <w:pStyle w:val="Titre2"/>
+      </w:pPr>
+      <w:r>
+        <w:t>Ouvrir Senaco sans tournoi</w:t>
+      </w:r>
+    </w:p>
+    <w:p>
+      <w:pPr/>
+      <w:r>
+        <w:rPr>
+          <w:i w:val="0"/>
+        </w:rPr>
+        <w:t>Le bouton « Ouvrir Senaco » (ci-dessus) ouvre l'application sans tournoi : seuls les onglets qui ont un sens sans fichier .tournoi restent accessibles — Blindes (modèles réutilisables), Répertoire, Statistiques, LOG et Paramètres (version générale, sans réglage propre à un tournoi). Tous les autres onglets (Joueurs, Tables, Mouvements, Primes, Chronomètre, Classement, CA) ne sont accessibles qu'une fois un tournoi réellement ouvert ou créé.</w:t>
+      </w:r>
+    </w:p>
+    <w:p>
+      <w:pPr/>
+      <w:r>
+        <w:rPr>
+          <w:i w:val="0"/>
+        </w:rPr>
+        <w:t>💡 Pratique entre deux soirées : consulter ou corriger le Répertoire, générer une Synthèse par période, ou régler le « Dossier par défaut », sans avoir à créer un tournoi vide juste pour y accéder.</w:t>
+      </w:r>
+    </w:p>
+    <w:p>
+      <w:pPr>
         <w:ind w:left="340"/>
         <w:rPr>
           <w:i/>
@@ -3929,7 +4025,7 @@
           <w:color w:val="666666"/>
           <w:lang w:val="fr-FR"/>
         </w:rPr>
-        <w:t xml:space="preserve"> Les derniers réglages utilisés (montants de buy-in, nombre de sièges par table, structure de blindes personnalisée...) sont automatiquement repris pour un nouveau tournoi — inutile de tout ressaisir à chaque fois. Seul le nom du tournoi n'est jamais repris. Pour appliquer un jeu de réglages ou une structure de blindes enregistrés sous un nom précis plutôt que les derniers utilisés, voir « Enregistrer/Récupérer » dans les onglets Blindes et Paramètres (sections 9 et 11).</w:t>
+        <w:t xml:space="preserve"> Les derniers réglages utilisés (montants de buy-in, nombre de sièges par table, structure de blindes personnalisée...) sont automatiquement repris pour un nouveau tournoi — inutile de tout ressaisir à chaque fois. Seul le nom du tournoi n'est jamais repris. Pour appliquer un jeu de réglages ou une structure de blindes enregistrés sous un nom précis plutôt que les derniers utilisés, voir « Enregistrer/Récupérer » dans les onglets Blindes et Paramètres (sections 9 et 12).</w:t>
       </w:r>
     </w:p>
     <w:p>
@@ -3959,7 +4055,7 @@
         <w:rPr>
           <w:lang w:val="fr-FR"/>
         </w:rPr>
-        <w:t>Dans l'onglet Paramètres (section 12), le champ « Dossier par défaut » désigne le dossier de base utilisé par « Nouveau tournoi », « Sit &amp; Go rapide » et « Ouvrir un tournoi existant » dès l'écran d'accueil, ainsi que par la Synthèse par période (section 15) lorsqu'aucun tournoi n'est ouvert.</w:t>
+        <w:t>Dans l'onglet Paramètres (section 12), le champ « Dossier par défaut » désigne le dossier de base utilisé par « Nouveau tournoi », « Sit &amp; Go rapide » et « Ouvrir un tournoi existant » dès l'écran d'accueil, ainsi que par la Synthèse par période (section 16) lorsqu'aucun tournoi n'est ouvert.</w:t>
       </w:r>
     </w:p>
     <w:p>
@@ -4055,7 +4151,7 @@
           <w:color w:val="666666"/>
           <w:lang w:val="fr-FR"/>
         </w:rPr>
-        <w:t xml:space="preserve"> Ce classement automatique par jour facilite ensuite la Synthèse par période (section 15) : en choisissant une plage de dates, on retrouve facilement tous les tournois du vendredi ou du dimanche.</w:t>
+        <w:t xml:space="preserve"> Ce classement automatique par jour facilite ensuite la Synthèse par période (section 16) : en choisissant une plage de dates, on retrouve facilement tous les tournois du vendredi ou du dimanche.</w:t>
       </w:r>
     </w:p>
     <w:p>
@@ -4737,7 +4833,16 @@
         <w:rPr>
           <w:lang w:val="fr-FR"/>
         </w:rPr>
-        <w:t xml:space="preserve">menu déroulant à côté du nom, proposant les clubs déjà connus du répertoire (voir section 16) ; on peut aussi taper directement un club inédit. Il se pré-remplit automatiquement si le nom saisi correspond à un joueur déjà présent dans le répertoire. Ce club est enregistré dans CE tournoi (colonne « Club » du tableau, juste après « Nom », triable et masquable comme les autres) — figé à l'inscription, il ne suit plus les changements ultérieurs du répertoire pour ce tournoi précis.</w:t>
+        <w:t>menu déroulant à côté du nom, proposant les clubs déjà connus du répertoire (voir section 17) ; on peut aussi taper directement un club inédit. Il se pré-remplit automatiquement si le nom saisi correspond à un joueur déjà présent dans le répertoire. Ce club est enregistré dans CE tournoi (colonne « Club » du tableau, juste après « Nom », triable et masquable comme les autres) — figé à l'inscription, il ne suit plus les changements ultérieurs du répertoire pour ce tournoi précis.</w:t>
+      </w:r>
+    </w:p>
+    <w:p>
+      <w:pPr/>
+      <w:r>
+        <w:rPr>
+          <w:i w:val="0"/>
+        </w:rPr>
+        <w:t>💡 Groupe CLUB TMP — un club réglé exactement sur « TMP » identifie un visiteur temporaire plutôt qu'un membre régulier (voir « Groupe CLUB TMP », fin de ce chapitre) : il reste visible et traçable partout, mais n'entre jamais dans le classement officiel ni dans les primes.</w:t>
       </w:r>
     </w:p>
     <w:p>
@@ -4779,7 +4884,7 @@
         <w:rPr>
           <w:lang w:val="fr-FR"/>
         </w:rPr>
-        <w:t>permet de piocher directement parmi les joueurs habituels déjà connus (voir section 16), club compris, utile pour une inscription tardive. Un joueur déjà actif dans un autre tournoi du même dossier daté du même jour apparaît grisé et non sélectionnable, pour éviter de l'inscrire à deux endroits à la fois (voir section 14).</w:t>
+        <w:t>permet de piocher directement parmi les joueurs habituels déjà connus (voir section 16), club compris, utile pour une inscription tardive. Un joueur déjà actif dans un autre tournoi du même dossier daté du même jour apparaît grisé et non sélectionnable, pour éviter de l'inscrire à deux endroits à la fois (voir section 15).</w:t>
       </w:r>
     </w:p>
     <w:p>
@@ -4851,7 +4956,7 @@
         <w:rPr>
           <w:lang w:val="fr-FR"/>
         </w:rPr>
-        <w:t xml:space="preserve">juste au-dessus de « Annule Eliminer » : génère un PDF de la liste des joueurs actifs avec leurs places — colonnes Nom, Pseudo, Table, Siège uniquement (jamais Prénom, voir « Pseudo », section 16) — au choix trié Par nom ou Par table (une boîte de dialogue propose les deux). Pratique pour afficher à l’entrée la table et le siège attribués à chaque joueur.</w:t>
+        <w:t>juste au-dessus de « Annule Eliminer » : génère un PDF de la liste des joueurs actifs avec leurs places — colonnes Nom, Pseudo, Table, Siège uniquement (jamais Prénom, voir « Pseudo », section 17) — au choix trié Par nom ou Par table (une boîte de dialogue propose les deux). Pratique pour afficher à l’entrée la table et le siège attribués à chaque joueur.</w:t>
       </w:r>
     </w:p>
     <w:p>
@@ -5957,6 +6062,20 @@
     </w:p>
     <w:p>
       <w:pPr>
+        <w:pStyle w:val="Listepuces"/>
+      </w:pPr>
+      <w:r>
+        <w:rPr>
+          <w:b/>
+        </w:rPr>
+        <w:t xml:space="preserve">Movt Précédent — </w:t>
+      </w:r>
+      <w:r>
+        <w:t>affiche ou masque, en plus des mouvements en attente, ceux de la DERNIÈRE série déjà terminée — avec leur état (déjà confirmé ou encore en attente au moment où le chronomètre a repris). Un simple interrupteur d'affichage : il ne modifie jamais les mouvements eux-mêmes ni aucune table/siège.</w:t>
+      </w:r>
+    </w:p>
+    <w:p>
+      <w:pPr>
         <w:ind w:left="340"/>
         <w:rPr>
           <w:lang w:val="fr-FR"/>
@@ -6021,6 +6140,12 @@
           <w:lang w:val="fr-FR"/>
         </w:rPr>
         <w:t xml:space="preserve"> Afficher Mouvements » ouvre, en plus de basculer l'onglet Mouvements au premier plan sur l'ordinateur, une page dédiée qui liste uniquement les mouvements encore à faire (Joueur, ancienne table/siège → nouvelle table/siège), avec un bouton « OK » individuel par ligne : confirmer un mouvement le fait disparaître immédiatement de la liste, sans toucher aux autres. Le bouton « ✅ Mouvements terminés » en bas de cette page confirme tout le reste d'un coup (équivalent à l'action « Terminé » ci-dessus).</w:t>
+      </w:r>
+    </w:p>
+    <w:p>
+      <w:pPr/>
+      <w:r>
+        <w:t>💡 « Mode joueurs » — déclenché depuis un téléphone via « 📋 Afficher Mouvements » ci-dessus, cet onglet passe automatiquement à un affichage simplifié (5 colonnes, police agrandie, défilement automatique lent) pensé pour être lu de loin pendant le changement de table ; cliquer « Terminé » revient à l'affichage normal à 7 colonnes de l'organisateur, avec les largeurs de colonnes de chacun des deux modes mémorisées séparément.</w:t>
       </w:r>
     </w:p>
     <w:p>
@@ -6234,6 +6359,15 @@
       </w:r>
     </w:p>
     <w:p>
+      <w:pPr/>
+      <w:r>
+        <w:rPr>
+          <w:i w:val="0"/>
+        </w:rPr>
+        <w:t>💡 Un joueur du groupe CLUB TMP (club « TMP », voir ci-dessus) ne reçoit jamais la prime de présence, ni la bounty, et n'est jamais compté dans le nombre de joueurs (N) qui détermine le barème du classement pour les autres — voir « Groupe CLUB TMP » en fin de ce chapitre.</w:t>
+      </w:r>
+    </w:p>
+    <w:p>
       <w:pPr>
         <w:rPr>
           <w:lang w:val="fr-FR"/>
@@ -6457,6 +6591,35 @@
           <w:lang w:val="fr-FR"/>
         </w:rPr>
         <w:t xml:space="preserve"> Les exports (« Exporter les primes... » ci-dessous, et « Exporter les résultats... » du menu Fichier) utilisent toujours les valeurs réellement affichées — Moy Bounty (pas Val Bounty) et les vrais gains PKO en mode PKO, jamais l'ancien calcul Nb Bounty × valeur fixe. Les primes sont exprimées en points (pts), jamais en euros.</w:t>
+      </w:r>
+    </w:p>
+    <w:p>
+      <w:pPr>
+        <w:pStyle w:val="Titre2"/>
+      </w:pPr>
+      <w:r>
+        <w:t>Groupe CLUB TMP (visiteurs temporaires)</w:t>
+      </w:r>
+    </w:p>
+    <w:p>
+      <w:pPr/>
+      <w:r>
+        <w:t>Un joueur dont le Club (onglet Joueurs, chapitre 5) est réglé exactement sur « TMP » est traité comme un visiteur temporaire plutôt qu'un membre régulier du club — pratique pour un invité ponctuel sans fausser les classements des habitués.</w:t>
+      </w:r>
+    </w:p>
+    <w:p>
+      <w:pPr/>
+      <w:r>
+        <w:rPr>
+          <w:i/>
+        </w:rPr>
+        <w:t>⚠ Un visiteur CLUB TMP reste inscrit, visible et traçable normalement (tableaux, exports, bounty s'il en porte une) — mais il n'entre JAMAIS dans le classement officiel, ne reçoit jamais la prime de présence ni de points de classement, et n'est jamais compté dans le nombre de joueurs (N) utilisé par les formules de points des AUTRES joueurs (chapitre 12).</w:t>
+      </w:r>
+    </w:p>
+    <w:p>
+      <w:pPr/>
+      <w:r>
+        <w:t>💡 Un visiteur devenu membre régulier (son club réel, différent de « TMP », mis à jour dans le Répertoire, chapitre 17) n'est plus compté comme visiteur TMP ensuite — sans jamais recalculer ni modifier les anciens tournois déjà joués.</w:t>
       </w:r>
     </w:p>
     <w:p>
@@ -7659,7 +7822,7 @@
         <w:rPr>
           <w:lang w:val="fr-FR"/>
         </w:rPr>
-        <w:t>Après chaque élimination réussie (depuis l'ordinateur ou le téléphone), un bandeau bleu s'affiche sur l'écran projecteur, juste sous les blindes : « &lt;joueur&gt; est sorti par &lt;éliminateur&gt; », suivi juste en dessous de « Merci d'avoir participé » (ou « &lt;joueur&gt; est éliminé » si aucun éliminateur n'est connu, toujours suivi de « Merci d'avoir participé »), avec la photo de chacun des deux joueurs si elle est enregistrée (voir section 16). Le chronomètre et les blindes restent visibles et actifs pendant tout l'affichage. Une version simplifiée (même texte, sans photo) s'affiche aussi dans l'onglet Chronomètre de la fenêtre principale, tant que le tournoi n'est pas terminé.</w:t>
+        <w:t>Après chaque élimination réussie (depuis l'ordinateur ou le téléphone), un bandeau bleu s'affiche sur l'écran projecteur, juste sous les blindes : « &lt;joueur&gt; est sorti par &lt;éliminateur&gt; », suivi juste en dessous de « Merci d'avoir participé » (ou « &lt;joueur&gt; est éliminé » si aucun éliminateur n'est connu, toujours suivi de « Merci d'avoir participé »), avec la photo de chacun des deux joueurs si elle est enregistrée (voir section 17). Le chronomètre et les blindes restent visibles et actifs pendant tout l'affichage. Une version simplifiée (même texte, sans photo) s'affiche aussi dans l'onglet Chronomètre de la fenêtre principale, tant que le tournoi n'est pas terminé.</w:t>
       </w:r>
     </w:p>
     <w:p>
@@ -8006,6 +8169,51 @@
           <w:lang w:val="fr-FR"/>
         </w:rPr>
         <w:t xml:space="preserve"> Comme pour tous les exports du logiciel : le format et les colonnes cochées sont mémorisés d'une fois sur l'autre, et le fichier généré s'ouvre automatiquement une fois l'export terminé. L'Excel nécessite openpyxl, le PDF nécessite fpdf2 (voir chapitre 2).</w:t>
+      </w:r>
+    </w:p>
+    <w:p>
+      <w:pPr>
+        <w:pStyle w:val="Titre2"/>
+      </w:pPr>
+      <w:r>
+        <w:t>Partager par WhatsApp</w:t>
+      </w:r>
+    </w:p>
+    <w:p>
+      <w:pPr/>
+      <w:r>
+        <w:rPr>
+          <w:i w:val="0"/>
+        </w:rPr>
+        <w:t>Le bouton « 💬 Envoi WhatsApp » (à côté des exports ci-dessus, et aussi présent dans la Synthèse par période, chapitre 16) propose deux méthodes pour transmettre le PDF qui vient d'être exporté — grisé si WhatsApp Desktop n'est pas installé sur l'ordinateur.</w:t>
+      </w:r>
+    </w:p>
+    <w:p>
+      <w:pPr>
+        <w:pStyle w:val="Listepuces"/>
+      </w:pPr>
+      <w:r>
+        <w:rPr>
+          <w:b/>
+        </w:rPr>
+        <w:t xml:space="preserve">💻 Cet ordinateur — </w:t>
+      </w:r>
+      <w:r>
+        <w:t>copie le PDF dans le presse-papiers puis ouvre WhatsApp Desktop (ou WhatsApp Web) : collez-le (Cmd+V/Ctrl+V) dans la conversation de votre choix, puis cliquez vous-même sur Envoyer. Senaco ne choisit jamais le destinataire ni n'envoie rien automatiquement.</w:t>
+      </w:r>
+    </w:p>
+    <w:p>
+      <w:pPr>
+        <w:pStyle w:val="Listepuces"/>
+      </w:pPr>
+      <w:r>
+        <w:rPr>
+          <w:b/>
+        </w:rPr>
+        <w:t xml:space="preserve">📱 Mon téléphone — </w:t>
+      </w:r>
+      <w:r>
+        <w:t>affiche un QR code temporaire (valable 5 minutes, « 🔄 Nouveau QR code » pour le renouveler) : le scanner avec l'appareil photo du téléphone ouvre une page de confirmation, d'où le PDF se télécharge ; utilisez ensuite le partage natif du téléphone pour l'envoyer depuis VOTRE propre compte WhatsApp. Nécessite un tournoi ouvert (non proposé en mode « Ouvrir Senaco sans tournoi », chapitre 3).</w:t>
       </w:r>
     </w:p>
     <w:p>
@@ -8863,7 +9071,7 @@
         <w:rPr>
           <w:lang w:val="fr-FR"/>
         </w:rPr>
-        <w:t xml:space="preserve">coché par défaut, en bas de cette colonne : active/désactive dans toute l’application la vérification qu’un joueur n’est pas déjà actif dans un autre tournoi du même dossier (voir chapitre 14) — préférence commune à tous les tournois/Sit &amp; Go, comme Nom du Club.</w:t>
+        <w:t>coché par défaut, en bas de cette colonne : active/désactive dans toute l’application la vérification qu’un joueur n’est pas déjà actif dans un autre tournoi du même dossier (voir chapitre 15) — préférence commune à tous les tournois/Sit &amp; Go, comme Nom du Club.</w:t>
       </w:r>
     </w:p>
     <w:p>
@@ -9024,7 +9232,7 @@
         <w:rPr>
           <w:lang w:val="fr-FR"/>
         </w:rPr>
-        <w:t xml:space="preserve">empêche de lancer un nouveau tournoi/Sit &amp; Go ou d'en ouvrir un tant qu'un autre est déjà ouvert dans une autre fenêtre — les 3 boutons de lancement de l'écran d'accueil se grisent alors automatiquement (voir « Un seul tournoi à la fois », section 14) ; préférence commune à toutes les fenêtres, comme « Éviter qu'un joueur joue à deux tables à la fois » (colonne de gauche).</w:t>
+        <w:t>empêche de lancer un nouveau tournoi/Sit &amp; Go ou d'en ouvrir un tant qu'un autre est déjà ouvert dans une autre fenêtre — les 3 boutons de lancement de l'écran d'accueil se grisent alors automatiquement (voir « Un seul tournoi à la fois », section 15) ; préférence commune à toutes les fenêtres, comme « Éviter qu'un joueur joue à deux tables à la fois » (colonne de gauche).</w:t>
       </w:r>
     </w:p>
     <w:p>
@@ -10158,7 +10366,7 @@
         <w:rPr>
           <w:lang w:val="fr-FR"/>
         </w:rPr>
-        <w:t>chaque appareil autorisé peut être lié à une personne du Répertoire classée ADMIN ou DIRTO (voir chapitre 16) : c'est ce lien, pas l'appareil lui-même, qui détermine ce que ce téléphone peut faire (voir « ADMIN et DIRTO » ci-dessous).</w:t>
+        <w:t>chaque appareil autorisé peut être lié à une personne du Répertoire classée ADMIN ou DIRTO (voir chapitre 17) : c'est ce lien, pas l'appareil lui-même, qui détermine ce que ce téléphone peut faire (voir « ADMIN et DIRTO » ci-dessous).</w:t>
       </w:r>
     </w:p>
     <w:p>
@@ -10261,7 +10469,7 @@
         <w:rPr>
           <w:lang w:val="fr-FR"/>
         </w:rPr>
-        <w:t>Deux groupes exclusifs (voir chapitre 16 pour les attribuer dans le Répertoire) déterminent ce qu'un téléphone lié à une personne peut faire :</w:t>
+        <w:t>Deux groupes exclusifs (voir chapitre 17 pour les attribuer dans le Répertoire) déterminent ce qu'un téléphone lié à une personne peut faire :</w:t>
       </w:r>
     </w:p>
     <w:p>
@@ -10589,7 +10797,7 @@
         <w:rPr>
           <w:lang w:val="fr-FR"/>
         </w:rPr>
-        <w:t xml:space="preserve">liste tout le répertoire de joueurs habituels (pas seulement les joueurs actifs de ce tournoi, voir section 16) ; prendre une photo déclenche l'appareil photo du téléphone puis propose un cadrage tactile (glisser/pincer) avant l'envoi ; une icône </w:t>
+        <w:t xml:space="preserve">liste tout le répertoire de joueurs habituels (pas seulement les joueurs actifs de ce tournoi, voir section 17) ; prendre une photo déclenche l'appareil photo du téléphone puis propose un cadrage tactile (glisser/pincer) avant l'envoi ; une icône </w:t>
       </w:r>
       <w:r>
         <w:t>🗑</w:t>
@@ -10625,7 +10833,7 @@
         <w:rPr>
           <w:lang w:val="fr-FR"/>
         </w:rPr>
-        <w:t xml:space="preserve">apparaît dès que plusieurs tournois/Sit &amp; Go sont joignables en même temps depuis ce téléphone (voir section 14) : permet de choisir lequel gérer, avec un bouton « ← Retour » pour revenir à l'écran principal.</w:t>
+        <w:t>apparaît dès que plusieurs tournois/Sit &amp; Go sont joignables en même temps depuis ce téléphone (voir section 15) : permet de choisir lequel gérer, avec un bouton « ← Retour » pour revenir à l'écran principal.</w:t>
       </w:r>
     </w:p>
     <w:p>
@@ -11112,6 +11320,328 @@
     <w:p>
       <w:pPr>
         <w:pStyle w:val="Titre1"/>
+      </w:pPr>
+      <w:r>
+        <w:t>14. LOG et Purger Données</w:t>
+      </w:r>
+    </w:p>
+    <w:p>
+      <w:pPr/>
+      <w:r>
+        <w:t>L'onglet « CA/LOG » (voir chapitre 13 pour le Contrôle à distance qu'il partage) propose aussi un journal complet de toutes les actions effectuées à distance depuis un téléphone, avec sa propre recherche, un second mode de consultation par joueur (« Participation »), et deux fonctions de purge distinctes.</w:t>
+      </w:r>
+    </w:p>
+    <w:p>
+      <w:pPr>
+        <w:pStyle w:val="Titre2"/>
+      </w:pPr>
+      <w:r>
+        <w:t>Journal des actions</w:t>
+      </w:r>
+    </w:p>
+    <w:p>
+      <w:pPr/>
+      <w:r>
+        <w:t>Ce journal enregistre, pour CE tournoi, chaque action réellement effectuée depuis un téléphone (voir chapitre 13) — jamais les actions faites directement sur l'ordinateur. « Fonction » (en haut, toujours visible) permet de filtrer :</w:t>
+      </w:r>
+    </w:p>
+    <w:p>
+      <w:pPr>
+        <w:pStyle w:val="Listepuces"/>
+      </w:pPr>
+      <w:r>
+        <w:rPr>
+          <w:b/>
+        </w:rPr>
+        <w:t xml:space="preserve">Fonction — </w:t>
+      </w:r>
+      <w:r>
+        <w:t>« Toutes », ou une catégorie précise parmi Éliminations, Mouvements, Chronomètre, Niveaux, Photos, Rééquilibrage, Accueil des joueurs et Administration ; seules les catégories réellement présentes dans le journal sont proposées.</w:t>
+      </w:r>
+    </w:p>
+    <w:p>
+      <w:pPr>
+        <w:pStyle w:val="Listepuces"/>
+      </w:pPr>
+      <w:r>
+        <w:rPr>
+          <w:b/>
+        </w:rPr>
+        <w:t xml:space="preserve">Du / Au — </w:t>
+      </w:r>
+      <w:r>
+        <w:t>bornes de dates facultatives (un bouton 📅 ouvre un calendrier pour chacune, avec un bouton « Aujourd'hui » pour revenir directement à la date du jour) ; laisser un champ vide ne borne pas ce côté de la période.</w:t>
+      </w:r>
+    </w:p>
+    <w:p>
+      <w:pPr>
+        <w:pStyle w:val="Listepuces"/>
+      </w:pPr>
+      <w:r>
+        <w:rPr>
+          <w:b/>
+        </w:rPr>
+        <w:t xml:space="preserve">Tournoi / Utilisateur / Joueur — </w:t>
+      </w:r>
+      <w:r>
+        <w:t>listes déroulantes alimentées par ce qui existe réellement dans le journal, pour ne garder que les actions d'un tournoi, d'un utilisateur ou concernant un joueur précis.</w:t>
+      </w:r>
+    </w:p>
+    <w:p>
+      <w:pPr>
+        <w:pStyle w:val="Listepuces"/>
+      </w:pPr>
+      <w:r>
+        <w:rPr>
+          <w:b/>
+        </w:rPr>
+        <w:t xml:space="preserve">Réinitialiser / 🔍 Rechercher — </w:t>
+      </w:r>
+      <w:r>
+        <w:t>« Réinitialiser » remet les 6 critères ci-dessus à leur valeur par défaut (« Toutes »/« Tous », dates vides) ; « Rechercher » affiche le résultat dans le tableau, colonnes Date/Heure, Tournoi, Utilisateur, Rôle, Fonction, Action, Joueur, Résultat et Message.</w:t>
+      </w:r>
+    </w:p>
+    <w:p>
+      <w:pPr>
+        <w:pStyle w:val="Listepuces"/>
+      </w:pPr>
+      <w:r>
+        <w:rPr>
+          <w:b/>
+        </w:rPr>
+        <w:t xml:space="preserve">Exporter — </w:t>
+      </w:r>
+      <w:r>
+        <w:t>ouvre une fenêtre pour choisir le format (CSV, Excel ou PDF) et les colonnes, exactement comme les autres exports du logiciel — toujours les lignes et le filtre actuellement affichés, jamais l'ensemble du journal.</w:t>
+      </w:r>
+    </w:p>
+    <w:p>
+      <w:pPr>
+        <w:pStyle w:val="Titre2"/>
+      </w:pPr>
+      <w:r>
+        <w:t>Participation</w:t>
+      </w:r>
+    </w:p>
+    <w:p>
+      <w:pPr/>
+      <w:r>
+        <w:t>Choisir « Participation » dans la liste « Fonction » bascule l'onglet vers un second mode : au lieu du journal, il recherche l'historique de participation d'un joueur précis à travers les fichiers .tournoi d'un dossier, qu'il soit membre régulier ou visiteur temporaire (voir « Groupe CLUB TMP », chapitre 5).</w:t>
+      </w:r>
+    </w:p>
+    <w:p>
+      <w:pPr>
+        <w:pStyle w:val="Listepuces"/>
+      </w:pPr>
+      <w:r>
+        <w:rPr>
+          <w:b/>
+        </w:rPr>
+        <w:t xml:space="preserve">Dossier des tournois / Inclure les sous-dossiers — </w:t>
+      </w:r>
+      <w:r>
+        <w:t>dossier à parcourir (préempli avec le « Dossier par défaut » des Paramètres), avec la même case que pour la Synthèse par période (chapitre 16) pour aller au-delà d'un seul niveau.</w:t>
+      </w:r>
+    </w:p>
+    <w:p>
+      <w:pPr>
+        <w:pStyle w:val="Listepuces"/>
+      </w:pPr>
+      <w:r>
+        <w:rPr>
+          <w:b/>
+        </w:rPr>
+        <w:t xml:space="preserve">Joueur — </w:t>
+      </w:r>
+      <w:r>
+        <w:t>nom du joueur à rechercher (espaces et casse ignorés) ; les suggestions viennent du Répertoire à titre indicatif seulement — un visiteur temporaire n'y figure pas forcément, le nom peut être tapé librement.</w:t>
+      </w:r>
+    </w:p>
+    <w:p>
+      <w:pPr>
+        <w:pStyle w:val="Listepuces"/>
+      </w:pPr>
+      <w:r>
+        <w:rPr>
+          <w:b/>
+        </w:rPr>
+        <w:t xml:space="preserve">Du / Au — </w:t>
+      </w:r>
+      <w:r>
+        <w:t>comme pour le Journal des actions ci-dessus (calendrier 📅 et bouton « Aujourd'hui ») ; modifier ces deux champs nécessite de relancer « 🔍 Rechercher », puisqu'ils demandent un nouveau balayage du dossier.</w:t>
+      </w:r>
+    </w:p>
+    <w:p>
+      <w:pPr>
+        <w:pStyle w:val="Listepuces"/>
+      </w:pPr>
+      <w:r>
+        <w:rPr>
+          <w:b/>
+        </w:rPr>
+        <w:t xml:space="preserve">Tournoi — </w:t>
+      </w:r>
+      <w:r>
+        <w:t>contrairement à Du/Au, ce filtre (« Tous » / « Tournoi » / « Sit &amp; Go ») s'applique INSTANTANÉMENT au résultat déjà affiché, sans relancer de recherche.</w:t>
+      </w:r>
+    </w:p>
+    <w:p>
+      <w:pPr/>
+      <w:r>
+        <w:t>Le tableau affiche Date, Tournoi, Type, Statut et Classement (le rang officiel, « Hors classement » pour un visiteur CLUB TMP, ou « - » si le joueur n'est pas encore classé dans ce tournoi).</w:t>
+      </w:r>
+    </w:p>
+    <w:p>
+      <w:pPr>
+        <w:pStyle w:val="Listepuces"/>
+      </w:pPr>
+      <w:r>
+        <w:rPr>
+          <w:b/>
+        </w:rPr>
+        <w:t xml:space="preserve">◀ Retour au Journal des actions — </w:t>
+      </w:r>
+      <w:r>
+        <w:t>revient immédiatement au mode normal, sans jamais effacer les critères déjà saisis dans l'un ou l'autre mode — un aller-retour entre les deux les retrouve intacts.</w:t>
+      </w:r>
+    </w:p>
+    <w:p>
+      <w:pPr/>
+      <w:r>
+        <w:t>Le même bouton « Exporter » qu'au mode normal reste disponible, avec ses propres colonnes et préférences — toujours les lignes actuellement affichées (donc déjà filtrées par Tournoi).</w:t>
+      </w:r>
+    </w:p>
+    <w:p>
+      <w:pPr>
+        <w:pStyle w:val="Titre2"/>
+      </w:pPr>
+      <w:r>
+        <w:t>Purger (LOG)</w:t>
+      </w:r>
+    </w:p>
+    <w:p>
+      <w:pPr/>
+      <w:r>
+        <w:t>« 🗑 Purger » (à côté de « Rechercher ») supprime définitivement du journal les lignes correspondant aux 6 critères ci-dessus — exactement ceux actuellement affichés, pour qu'on voie bien ce qui va être effacé. Une confirmation rappelle la période, le résumé des filtres actifs et le nombre exact d'opérations concernées ; Annuler ou fermer la fenêtre n'efface rien.</w:t>
+      </w:r>
+    </w:p>
+    <w:p>
+      <w:pPr/>
+      <w:r>
+        <w:rPr>
+          <w:i/>
+        </w:rPr>
+        <w:t>⚠ Cette purge ne supprime que des lignes du journal — elle ne touche jamais un fichier .tournoi, et n'a donc aucun rapport avec « Purger Données » ci-dessous.</w:t>
+      </w:r>
+    </w:p>
+    <w:p>
+      <w:pPr>
+        <w:pStyle w:val="Titre2"/>
+      </w:pPr>
+      <w:r>
+        <w:t>Purger Données</w:t>
+      </w:r>
+    </w:p>
+    <w:p>
+      <w:pPr/>
+      <w:r>
+        <w:t>Fonction distincte, accessible UNIQUEMENT depuis le Menu principal (« 🗑️ Purger les données », voir chapitre 3) : supprime définitivement de vieux fichiers .tournoi, pour faire de la place après plusieurs saisons. Plusieurs protections s'appliquent avant toute suppression.</w:t>
+      </w:r>
+    </w:p>
+    <w:p>
+      <w:pPr/>
+      <w:r>
+        <w:rPr>
+          <w:i/>
+        </w:rPr>
+        <w:t>⚠ Opération IRRÉVERSIBLE : un fichier .tournoi supprimé ne peut être récupéré que depuis une sauvegarde — c'est justement ce que les protections ci-dessous vérifient avant d'autoriser quoi que ce soit.</w:t>
+      </w:r>
+    </w:p>
+    <w:p>
+      <w:pPr>
+        <w:pStyle w:val="Listepuces"/>
+      </w:pPr>
+      <w:r>
+        <w:rPr>
+          <w:b/>
+        </w:rPr>
+        <w:t xml:space="preserve">Dates obligatoires (Du / Au) — </w:t>
+      </w:r>
+      <w:r>
+        <w:t>aucun tournoi ne peut être sélectionné sans les deux dates renseignées, valides et correctement ordonnées (« Du » avant ou égal à « Au ») ; un message jaune reste affiché et clignote tant que ce n'est pas le cas, et s'éteint dès que les deux dates sont valides.</w:t>
+      </w:r>
+    </w:p>
+    <w:p>
+      <w:pPr>
+        <w:pStyle w:val="Listepuces"/>
+      </w:pPr>
+      <w:r>
+        <w:rPr>
+          <w:b/>
+        </w:rPr>
+        <w:t xml:space="preserve">Types concernés — </w:t>
+      </w:r>
+      <w:r>
+        <w:t>trois cases à cocher, Tournois / Sit &amp; Go / Autres – non classés, pour ne garder que les types voulus.</w:t>
+      </w:r>
+    </w:p>
+    <w:p>
+      <w:pPr>
+        <w:pStyle w:val="Listepuces"/>
+      </w:pPr>
+      <w:r>
+        <w:rPr>
+          <w:b/>
+        </w:rPr>
+        <w:t xml:space="preserve">Compteurs de classification — </w:t>
+      </w:r>
+      <w:r>
+        <w:t>le nombre de tournois trouvés pour chaque type s'affiche en permanence, avec un bouton « Afficher... » pour consulter la liste détaillée ; ce bouton reste désactivé tant que son compteur est à zéro.</w:t>
+      </w:r>
+    </w:p>
+    <w:p>
+      <w:pPr>
+        <w:pStyle w:val="Listepuces"/>
+      </w:pPr>
+      <w:r>
+        <w:rPr>
+          <w:b/>
+        </w:rPr>
+        <w:t xml:space="preserve">Vérifier la sauvegarde... — </w:t>
+      </w:r>
+      <w:r>
+        <w:t>obligatoire avant de pouvoir purger : contrôle que chaque tournoi concerné est bien couvert par une sauvegarde encore accessible, avec contrôle d'intégrité (SHA-256) quand elle est disponible. Si ce n'est pas le cas, le nombre de tournois non couverts est affiché et un bouton « Faire une sauvegarde maintenant... » est proposé.</w:t>
+      </w:r>
+    </w:p>
+    <w:p>
+      <w:pPr>
+        <w:pStyle w:val="Listepuces"/>
+      </w:pPr>
+      <w:r>
+        <w:rPr>
+          <w:b/>
+        </w:rPr>
+        <w:t xml:space="preserve">Purger... — </w:t>
+      </w:r>
+      <w:r>
+        <w:t>ne devient actif qu'une fois la sauvegarde vérifiée. Une dernière confirmation récapitule la période, les types concernés, le nombre exact de tournois et l'état de la sauvegarde vérifiée ; Annuler ou fermer la fenêtre n'efface rien.</w:t>
+      </w:r>
+    </w:p>
+    <w:p>
+      <w:pPr/>
+      <w:r>
+        <w:t>💡 La fenêtre peut être fermée et rouverte librement à tout moment pendant la préparation, sans perdre les protections déjà en place : rien n'est jamais supprimé avant le clic final sur « Purger... » et sa confirmation.</w:t>
+      </w:r>
+    </w:p>
+    <w:p>
+      <w:pPr/>
+      <w:r>
+        <w:t>💡 Les dossiers réellement examinés par cette recherche sont indiqués dans la fenêtre elle-même avant toute suppression. Ce point précis est en cours d'ajustement et sera détaillé dans une prochaine mise à jour de ce manuel.</w:t>
+      </w:r>
+    </w:p>
+    <w:p>
+      <w:pPr>
+        <w:pStyle w:val="Titre1"/>
         <w:rPr>
           <w:lang w:val="fr-FR"/>
         </w:rPr>
@@ -11121,7 +11651,7 @@
         <w:rPr>
           <w:lang w:val="fr-FR"/>
         </w:rPr>
-        <w:t xml:space="preserve">14. Sit &amp; Go et gestion de plusieurs tournois</w:t>
+        <w:t>15. Sit &amp; Go et gestion de plusieurs tournois</w:t>
       </w:r>
       <w:bookmarkEnd w:id="52"/>
     </w:p>
@@ -11468,7 +11998,7 @@
           <w:color w:val="666666"/>
           <w:lang w:val="fr-FR"/>
         </w:rPr>
-        <w:t xml:space="preserve"> Pour des tests répétés (pas de vraies parties), utilisez « Tout réactiver... » (menu Répertoire, section 16) pour libérer d'un coup les joueurs restés coincés « actifs » dans d'anciens tournois abandonnés, plutôt que de les nettoyer un par un.</w:t>
+        <w:t xml:space="preserve"> Pour des tests répétés (pas de vraies parties), utilisez « Tout réactiver... » (menu Répertoire, section 17) pour libérer d'un coup les joueurs restés coincés « actifs » dans d'anciens tournois abandonnés, plutôt que de les nettoyer un par un.</w:t>
       </w:r>
     </w:p>
     <w:p>
@@ -11514,7 +12044,7 @@
         <w:rPr>
           <w:lang w:val="fr-FR"/>
         </w:rPr>
-        <w:t>15. Statistiques — Synthèse par période</w:t>
+        <w:t>16. Statistiques — Synthèse par période</w:t>
       </w:r>
       <w:bookmarkEnd w:id="57"/>
     </w:p>
@@ -11689,6 +12219,12 @@
       </w:r>
     </w:p>
     <w:p>
+      <w:pPr/>
+      <w:r>
+        <w:t>💡 Fréquentation des visiteurs CLUB TMP — cocher « TMP » dans le Filtre Club ci-dessus affiche, pour chaque visiteur temporaire (club exactement « TMP »), son nombre RÉEL de participations (forfaits exclus) à la place d'un rang officiel, avec « Hors classement » au lieu d'un numéro — jamais mélangé avec le classement des membres réguliers.</w:t>
+      </w:r>
+    </w:p>
+    <w:p>
       <w:pPr>
         <w:rPr>
           <w:lang w:val="fr-FR"/>
@@ -11838,7 +12374,7 @@
         <w:rPr>
           <w:lang w:val="fr-FR"/>
         </w:rPr>
-        <w:t xml:space="preserve"> Un tournoi est marqué « Terminé » dès qu'il ne reste plus qu'un seul joueur actif (le vainqueur) — ou plus aucun, si tous les derniers joueurs restants ont fini par déclarer forfait —, exactement comme dans le Lobby (section 14).</w:t>
+        <w:t xml:space="preserve"> Un tournoi est marqué « Terminé » dès qu'il ne reste plus qu'un seul joueur actif (le vainqueur) — ou plus aucun, si tous les derniers joueurs restants ont fini par déclarer forfait —, exactement comme dans le Lobby (section 15).</w:t>
       </w:r>
     </w:p>
     <w:p>
@@ -12005,7 +12541,7 @@
         <w:rPr>
           <w:lang w:val="fr-FR"/>
         </w:rPr>
-        <w:t>16. Menu Répertoire — joueurs et photos</w:t>
+        <w:t>17. Menu Répertoire — joueurs et photos</w:t>
       </w:r>
       <w:bookmarkEnd w:id="60"/>
     </w:p>
@@ -12364,13 +12900,27 @@
     <w:p>
       <w:pPr>
         <w:pStyle w:val="Listepuces"/>
-        <w:rPr>
-          <w:lang w:val="fr-FR"/>
-        </w:rPr>
       </w:pPr>
       <w:r>
         <w:rPr>
           <w:b/>
+        </w:rPr>
+        <w:t xml:space="preserve">Imprimer... — </w:t>
+      </w:r>
+      <w:r>
+        <w:t>génère un PDF du Répertoire avec les champs cochés dans une fenêtre dédiée (Photo, Nom, Club, Groupe, Téléphone, Mail, Pseudo — Nom/Club/Téléphone cochés par défaut, « Tout cocher »/« Tout décocher » disponibles) ; reprend l'ordre et le tri actuellement affichés à l'écran.</w:t>
+      </w:r>
+    </w:p>
+    <w:p>
+      <w:pPr>
+        <w:pStyle w:val="Listepuces"/>
+        <w:rPr>
+          <w:lang w:val="fr-FR"/>
+        </w:rPr>
+      </w:pPr>
+      <w:r>
+        <w:rPr>
+          <w:b/>
           <w:lang w:val="fr-FR"/>
         </w:rPr>
         <w:t xml:space="preserve">Tout réactiver... — </w:t>
@@ -12379,7 +12929,7 @@
         <w:rPr>
           <w:lang w:val="fr-FR"/>
         </w:rPr>
-        <w:t>cherche, dans un dossier au choix (et ses sous-dossiers), tous les tournois où des joueurs sont restés coincés « actifs » sans que la partie ait été vraiment terminée (utile après des tests, ou un tournoi jamais fini) ; un récapitulatif détaillé demande confirmation avant de les marquer Forfait dans ces fichiers, pour qu'ils ne bloquent plus la détection de conflit (section 14).</w:t>
+        <w:t>cherche, dans un dossier au choix (et ses sous-dossiers), tous les tournois où des joueurs sont restés coincés « actifs » sans que la partie ait été vraiment terminée (utile après des tests, ou un tournoi jamais fini) ; un récapitulatif détaillé demande confirmation avant de les marquer Forfait dans ces fichiers, pour qu'ils ne bloquent plus la détection de conflit (section 15).</w:t>
       </w:r>
     </w:p>
     <w:p>
@@ -12404,7 +12954,7 @@
       </w:pPr>
       <w:bookmarkStart w:id="61" w:name="_Toc239781478"/>
       <w:r>
-        <w:t xml:space="preserve">17. Sauvegarde et bonnes pratiques</w:t>
+        <w:t>18. Sauvegarde et bonnes pratiques</w:t>
       </w:r>
       <w:bookmarkEnd w:id="61"/>
     </w:p>
@@ -12447,7 +12997,7 @@
         <w:rPr>
           <w:lang w:val="fr-FR"/>
         </w:rPr>
-        <w:t xml:space="preserve">Le répertoire de joueurs, les préférences de réglages/export, les photos et les modèles de blindes/réglages enregistrés (sections 9 et 11) sont stockés indépendamment de chaque tournoi (dossier .poker_tournament du compte utilisateur) — ils survivent à la suppression d'un fichier .tournoi.</w:t>
+        <w:t>Le répertoire de joueurs, les préférences de réglages/export, les photos et les modèles de blindes/réglages enregistrés (sections 9 et 12) sont stockés indépendamment de chaque tournoi (dossier .poker_tournament du compte utilisateur) — ils survivent à la suppression d'un fichier .tournoi.</w:t>
       </w:r>
     </w:p>
     <w:p>
@@ -12591,7 +13141,16 @@
           <w:color w:val="666666"/>
           <w:lang w:val="fr-FR"/>
         </w:rPr>
-        <w:t xml:space="preserve"> Deux fichiers techniques (liste des fenêtres actuellement ouvertes, dernier tournoi sélectionné depuis un téléphone) ne sont volontairement jamais restaurés : ce sont des états propres à CE poste, sans intérêt une fois recopiés ailleurs — tout le reste (répertoire, photos, modèles, réglages, informations de licence) l'est normalement.</w:t>
+        <w:t xml:space="preserve"> Deux fichiers techniques (liste des fenêtres actuellement ouvertes, dernier tournoi sélectionné depuis un téléphone) ne sont volontairement jamais restaurés : ce sont des états propres à CE poste, sans intérêt une fois recopiés ailleurs — tout le reste (répertoire, photos, modèles, réglages, informations de licence) l'est normalement, à une exception près : voir « Dossier par défaut » ci-dessous.</w:t>
+      </w:r>
+    </w:p>
+    <w:p>
+      <w:pPr/>
+      <w:r>
+        <w:rPr>
+          <w:i/>
+        </w:rPr>
+        <w:t>⚠ Dossier par défaut — ce réglage (onglet Paramètres ou « ⚙️ Paramètres de base », chapitres 4 et 3) est LOCAL à chaque ordinateur, jamais remplacé par une restauration : la valeur déjà réglée sur CE poste est toujours conservée (ou laissée vide si elle ne l'était pas non plus avant), quel que soit le dossier réglé sur l'ordinateur d'origine de la sauvegarde. Après un transfert vers un nouveau poste (ci-dessous), pensez donc à régler vous-même ce dossier sur le nouvel ordinateur si besoin — il ne vient jamais automatiquement de la sauvegarde.</w:t>
       </w:r>
     </w:p>
     <w:p>
@@ -12619,7 +13178,7 @@
         <w:rPr>
           <w:lang w:val="fr-FR"/>
         </w:rPr>
-        <w:t>18. Dépannage (pour le technicien)</w:t>
+        <w:t>19. Dépannage (pour le technicien)</w:t>
       </w:r>
       <w:bookmarkEnd w:id="63"/>
     </w:p>
@@ -12824,7 +13383,7 @@
         <w:rPr>
           <w:lang w:val="fr-FR"/>
         </w:rPr>
-        <w:t xml:space="preserve">Aucun dossier n'a encore été choisi (cliquez sur « Choisir un dossier... »), ou le dossier choisi ne contient pas de fichiers .tournoi. Voir section 14.</w:t>
+        <w:t>Aucun dossier n'a encore été choisi (cliquez sur « Choisir un dossier... »), ou le dossier choisi ne contient pas de fichiers .tournoi. Voir section 15.</w:t>
       </w:r>
     </w:p>
     <w:p>
@@ -12853,7 +13412,7 @@
         <w:rPr>
           <w:lang w:val="fr-FR"/>
         </w:rPr>
-        <w:t>Ils sont probablement restés « actifs » dans un vieux tournoi jamais terminé proprement (test interrompu, oubli de finir la partie). Utilisez « Tout réactiver... » (menu Répertoire, section 16) pour les libérer.</w:t>
+        <w:t>Ils sont probablement restés « actifs » dans un vieux tournoi jamais terminé proprement (test interrompu, oubli de finir la partie). Utilisez « Tout réactiver... » (menu Répertoire, section 17) pour les libérer.</w:t>
       </w:r>
     </w:p>
     <w:p>
@@ -13064,7 +13623,7 @@
         <w:rPr>
           <w:lang w:val="fr-FR"/>
         </w:rPr>
-        <w:t>Pour référence technique (utile si vous transférez vos données sur un autre ordinateur, voir la sauvegarde/restauration sur clé USB, section 17) :</w:t>
+        <w:t>Pour référence technique (utile si vous transférez vos données sur un autre ordinateur, voir la sauvegarde/restauration sur clé USB, section 18) :</w:t>
       </w:r>
     </w:p>
     <w:tbl>

--- a/MANUEL_UTILISATEUR_TOURNOI_CPC.docx
+++ b/MANUEL_UTILISATEUR_TOURNOI_CPC.docx
@@ -5181,9 +5181,7 @@
           <w:i/>
           <w:lang w:val="fr-FR"/>
         </w:rPr>
-        <w:t xml:space="preserve">⚠ L'annulation est refusée (avec un message d'erreur, sans rien modifier) si quoi que ce soit a changé depuis cette élimination : une élimination suivante a eu lieu, un joueur a été ajouté/réinscrit/retiré, une question de rééquilibrage guidé par la grosse blinde encore ouverte à ce moment-là a depuis reçu une </w:t>
-        <w:lastRenderedPageBreak/>
-        <w:t>réponse, ou les tables ont été modifiées manuellement — plutôt que de tenter une reconstruction approximative.</w:t>
+        <w:t>⚠ L'annulation est refusée (avec un message d'erreur, sans rien modifier) si quoi que ce soit a changé depuis cette élimination : une élimination suivante a eu lieu, un joueur a été ajouté/réinscrit/retiré, une question de rééquilibrage guidé par UTG encore ouverte à ce moment-là a depuis reçu une réponse, ou les tables ont été modifiées manuellement — plutôt que de tenter une reconstruction approximative.</w:t>
       </w:r>
     </w:p>
     <w:p>
@@ -5831,7 +5829,7 @@
         <w:rPr>
           <w:lang w:val="fr-FR"/>
         </w:rPr>
-        <w:t>Rééquilibrage guidé par la grosse blinde</w:t>
+        <w:t>Rééquilibrage guidé par UTG</w:t>
       </w:r>
       <w:bookmarkEnd w:id="21"/>
     </w:p>
@@ -5845,7 +5843,7 @@
         <w:rPr>
           <w:lang w:val="fr-FR"/>
         </w:rPr>
-        <w:t>Une fois le tournoi RÉELLEMENT démarré (premier appui sur « Démarrer / Reprendre »), lorsqu'un rééquilibrage risque de déplacer le joueur qui est actuellement grosse blinde, l'application demande explicitement quel siège la porte — la question s'affiche sur les téléphones connectés (n'importe lequel peut y répondre, voir section 13) ; le chronomètre ne peut pas être relancé tant qu'aucune réponse n'a été donnée — exactement comme pendant un mouvement de tables en attente (section 7).</w:t>
+        <w:t>Une fois le tournoi RÉELLEMENT démarré (premier appui sur « Démarrer / Reprendre »), lorsqu'un rééquilibrage est nécessaire, l'application demande explicitement quel joueur de la table concernée est actuellement UTG (« Under the Gun », le premier à parler après le donneur) — la question s'affiche sur les téléphones connectés sous la forme d'un bouton à sélectionner directement par joueur (n'importe quel téléphone peut y répondre, voir section 13) ; le chronomètre ne peut pas être relancé tant qu'aucune réponse n'a été donnée — exactement comme pendant un mouvement de tables en attente (section 7).</w:t>
       </w:r>
     </w:p>
     <w:p>
@@ -5879,7 +5877,7 @@
         <w:rPr>
           <w:lang w:val="fr-FR"/>
         </w:rPr>
-        <w:t xml:space="preserve">tant qu'une question de grosse blinde est en attente, un bandeau discret apparaît en haut de cet onglet (« ⏳ Table X : rééquilibrage en attente de la grosse blinde ») avec un bouton « Continuer sans indiquer la BB », qui permet au responsable de trancher directement depuis l'ordinateur — sans passer par un téléphone, et sans jamais modifier le réglage global « Équilibrage guidé par la grosse blinde » ci-dessous.</w:t>
+        <w:t>tant qu'une question UTG est en attente, un bandeau discret apparaît en haut de cet onglet (« ⏳ [Table] : rééquilibrage en attente du joueur à déplacer ») avec un bouton « Continuer sans désigner le joueur », qui permet au responsable de trancher directement depuis l'ordinateur — sans passer par un téléphone, et sans jamais modifier le réglage global « Équilibrage guidé par UTG » ci-dessous.</w:t>
       </w:r>
     </w:p>
     <w:p>
@@ -5895,7 +5893,7 @@
         <w:rPr>
           <w:lang w:val="fr-FR"/>
         </w:rPr>
-        <w:t xml:space="preserve"> « Continuer sans indiquer la BB » (téléphone ou bouton Mac) applique le déplacement historique automatique pour CETTE question précise uniquement — la prochaine fois qu'un rééquilibrage est nécessaire, la question est reposée normalement.</w:t>
+        <w:t xml:space="preserve"> « Continuer sans désigner le joueur » (téléphone ou bouton Mac) applique le déplacement automatique habituel pour CETTE question précise uniquement — la prochaine fois qu'un rééquilibrage est nécessaire, la question est reposée normalement.</w:t>
       </w:r>
     </w:p>
     <w:p>
@@ -9205,13 +9203,13 @@
           <w:b/>
           <w:lang w:val="fr-FR"/>
         </w:rPr>
-        <w:t xml:space="preserve">Équilibrage guidé par la grosse blinde (demande sur le téléphone) — </w:t>
-      </w:r>
-      <w:r>
-        <w:rPr>
-          <w:lang w:val="fr-FR"/>
-        </w:rPr>
-        <w:t>activée par défaut : lors d'un simple rééquilibrage entre tables (pas un cassage de table), demande sur tous les téléphones du contrôle à distance quel siège est actuellement grosse blinde, pour choisir qui se déplace — voir « Rééquilibrage guidé par la grosse blinde » (section 6) pour le détail complet du fonctionnement (indicateur dans l'onglet Tables, bouton « Continuer sans indiquer la BB »).</w:t>
+        <w:t xml:space="preserve">Équilibrage guidé par UTG (demande sur le téléphone) — </w:t>
+      </w:r>
+      <w:r>
+        <w:rPr>
+          <w:lang w:val="fr-FR"/>
+        </w:rPr>
+        <w:t>activée par défaut : lors d'un simple rééquilibrage entre tables (pas un cassage de table), demande sur tous les téléphones du contrôle à distance quel joueur est actuellement UTG, pour choisir qui se déplace — voir « Rééquilibrage guidé par UTG » (section 6) pour le détail complet du fonctionnement (indicateur dans l'onglet Tables, bouton « Continuer sans désigner le joueur »).</w:t>
       </w:r>
     </w:p>
     <w:p>
@@ -10513,7 +10511,7 @@
         <w:rPr>
           <w:lang w:val="fr-FR"/>
         </w:rPr>
-        <w:t>ne dispose que des fonctions explicitement autorisées par un ADMIN, POUR CE TOURNOI précisément : les 8 fonctions accordables sont Gérer les éliminations, Plan de tables, Afficher Mouvements, Chronomètre (pause / reprise), Changer de niveau (blindes), Photos des joueurs, Répondre au rééquilibrage (grosse blinde) et Accueil des joueurs (arrivées) — chacune correspond exactement à un bouton de la page téléphone, masqué tant qu'elle n'est pas accordée. Un même DIRTO peut avoir des droits différents d'un tournoi à l'autre (par exemple « Gérer les éliminations » sur le tournoi A, mais rien sur le tournoi B) : ces autorisations se règlent séparément dans l'onglet CA/LOG de CHAQUE tournoi.</w:t>
+        <w:t>ne dispose que des fonctions explicitement autorisées par un ADMIN, POUR CE TOURNOI précisément : les 8 fonctions accordables sont Gérer les éliminations, Plan de tables, Afficher Mouvements, Chronomètre (pause / reprise), Changer de niveau (blindes), Photos des joueurs, Répondre au rééquilibrage (UTG) et Accueil des joueurs (arrivées) — chacune correspond exactement à un bouton de la page téléphone, masqué tant qu'elle n'est pas accordée. Un même DIRTO peut avoir des droits différents d'un tournoi à l'autre (par exemple « Gérer les éliminations » sur le tournoi A, mais rien sur le tournoi B) : ces autorisations se règlent séparément dans l'onglet CA/LOG de CHAQUE tournoi.</w:t>
       </w:r>
     </w:p>
     <w:p>
